--- a/Arquitectura de Sistemas Computacionales/Kit docente/Clase 15/Guion Docente Clase 15 - Presentacion del proyecto y cierre.docx
+++ b/Arquitectura de Sistemas Computacionales/Kit docente/Clase 15/Guion Docente Clase 15 - Presentacion del proyecto y cierre.docx
@@ -264,7 +264,7 @@
           <w:color w:val="1A1C1D"/>
           <w:sz w:val="32"/>
         </w:rPr>
-        <w:t>Sustentar no es describir: el eje de toda la clase - diapositiva 10</w:t>
+        <w:t>Apoyo por diapositiva</w:t>
       </w:r>
     </w:p>
     <w:p>
@@ -274,191 +274,322 @@
           <w:color w:val="4A4A49"/>
           <w:sz w:val="22"/>
         </w:rPr>
-        <w:t>Sustentar no es describir, y esa distincion es el eje de toda la clase. Describir un artefacto es decir que contiene: «este es el diagrama de despliegue de CloudLite App, aqui esta el contenedor de la API, aqui la base de datos». Sustentar es responder por que quedo asi y no de otra forma, y que se acepto perder al elegirlo. Conviene fijar el termino con precision: una decision de arquitectura es una eleccion que afecta la estructura del sistema, es costosa de revertir una vez implementada, y tiene al menos una alternativa razonable que se descarto. Si una eleccion no cumple esas tres condiciones no es arquitectura sino detalle de implementacion: elegir el nombre de una variable no es arquitectura, elegir si el frontend y la API viven en el mismo contenedor si lo es. Un trade-off es lo que se sacrifica al tomar esa decision. No existe decision de arquitectura sin trade-off, y cuando un estudiante afirma que su opcion es mejor en todo, lo que ocurre en realidad es que todavia no encontro que perdio. Toda la sustentacion de hoy se apoya en esta distincion, porque la rubrica no premia describir bien: premia justificar bien.</w:t>
+        <w:t xml:space="preserve">Todo lo que hay que decir </w:t>
       </w:r>
-    </w:p>
-    <w:p>
-      <w:pPr>
-        <w:spacing w:before="200" w:after="60"/>
-      </w:pPr>
       <w:r>
         <w:rPr>
           <w:b/>
-          <w:color w:val="1A1C1D"/>
-          <w:sz w:val="32"/>
+          <w:color w:val="4A4A49"/>
+          <w:sz w:val="22"/>
         </w:rPr>
-        <w:t>La prueba de tres capas que se aplica en voz alta - diapositiva 4</w:t>
+        <w:t>esta proyectado</w:t>
       </w:r>
-    </w:p>
-    <w:p>
       <w:r>
         <w:rPr>
           <w:b w:val="0"/>
           <w:color w:val="4A4A49"/>
           <w:sz w:val="22"/>
         </w:rPr>
-        <w:t>Existe una prueba practica de tres capas que el docente puede aplicar en voz alta a cualquier afirmacion del estudiante, y conviene ensenarla antes de que empiecen las presentaciones. Primera capa, el QUE: «CloudLite corre con un contenedor por servicio». Segunda capa, el POR QUE: «porque el proyecto lo sostiene una sola persona sin presupuesto de nube, y un contenedor se levanta igual en el portatil de cualquiera y en Killercoda, sin instalar un hipervisor ni pedir tarjeta de credito». Tercera capa, A CAMBIO DE QUE: «a cambio de perder el aislamiento fuerte que da una maquina virtual completa, y de asumir que si el host cae, caen todos los servicios a la vez porque comparten el mismo kernel». Quien solo llega a la primera capa esta leyendo el diagrama en voz alta y no deberia obtener los puntos de sustentacion. Quien llega a la segunda esta justificando. Quien llega a la tercera esta sustentando como un arquitecto, porque demuestra que conocia el costo de su decision antes de tomarla y aun asi la tomo. La instruccion operativa para el docente es simple: ante cada afirmacion, preguntar «a cambio de que», y no aceptar la respuesta «de nada».</w:t>
+        <w:t>. Esta seccion dice que subrayar en cada lamina, no repite su contenido.</w:t>
       </w:r>
     </w:p>
     <w:p>
-      <w:pPr>
-        <w:spacing w:before="200" w:after="60"/>
-      </w:pPr>
       <w:r>
         <w:rPr>
           <w:b/>
-          <w:color w:val="1A1C1D"/>
-          <w:sz w:val="32"/>
+          <w:color w:val="4A4A49"/>
+          <w:sz w:val="22"/>
         </w:rPr>
-        <w:t>El ADR: el artefacto que sostiene la tercera capa - diapositiva 6</w:t>
+        <w:t>[Slide 8] Sustentar no es describir: el eje de toda la clase</w:t>
       </w:r>
-    </w:p>
-    <w:p>
       <w:r>
         <w:rPr>
           <w:b w:val="0"/>
           <w:color w:val="4A4A49"/>
           <w:sz w:val="22"/>
         </w:rPr>
-        <w:t>El artefacto que sostiene esa tercera capa es el ADR, o Architecture Decision Record: un documento corto, de una pagina como maximo, que registra UNA sola decision con las seis secciones rotuladas que el curso fijo en la Clase 2 y que no han cambiado desde entonces. Titulo, con el numero consecutivo, que es justamente por lo que se cita. Estado, «Aceptado» mas la fecha en que se decidio. Contexto, es decir que problema se estaba resolviendo y con que restricciones. Decision, en una frase afirmativa y en presente. Alternativas descartadas, exactamente dos, cada una con la razon concreta del descarte. Y consecuencias, donde se escribe lo bueno, lo malo y lo neutro que se acepta. Los estudiantes ya produjeron el ADR-001 en la Clase 2, cuando decidieron el modelo de servicio dominante entre IaaS, PaaS y SaaS; a lo largo del curso debieron acumular tres o cuatro mas: contenedores frente a maquinas virtuales (Clase 3), donde poner la frontera entre servicios (Clase 4), y que se escala y que no (Clase 13). En la sustentacion el ADR no se lee en voz alta: se cita. La forma profesional es «esta decision esta registrada en el ADR-002, y el trade-off que aceptamos fue perder portabilidad entre proveedores», con el numero del ADR visible en la diapositiva. Citar un ADR por numero le dice al evaluador que existe una traza escrita y verificable, no una improvisacion del momento; es la diferencia entre quien decidio y quien recuerda.</w:t>
+        <w:t xml:space="preserve"> — 7 vinetas.</w:t>
       </w:r>
     </w:p>
     <w:p>
       <w:pPr>
-        <w:spacing w:before="200" w:after="60"/>
+        <w:pStyle w:val="ListBullet2"/>
       </w:pPr>
-      <w:r>
-        <w:rPr>
-          <w:b/>
-          <w:color w:val="1A1C1D"/>
-          <w:sz w:val="32"/>
-        </w:rPr>
-        <w:t>El pitch de 5 a 8 minutos: el reparto que funciona - diapositiva 4</w:t>
-      </w:r>
-    </w:p>
-    <w:p>
       <w:r>
         <w:rPr>
           <w:b w:val="0"/>
           <w:color w:val="4A4A49"/>
           <w:sz w:val="22"/>
         </w:rPr>
-        <w:t>Un pitch tecnico de 5 a 8 minutos no se improvisa ni se llena de diapositivas. El reparto que funciona, y que es convencion de industria y no regla dura, es el siguiente: 45 a 60 segundos para el problema y el dominio, es decir que hace CloudLite y para quien, sin nombrar una sola tecnologia todavia; 90 segundos para la arquitectura, apoyandose en el diagrama de contexto y el de contenedores; 90 segundos para la decision principal con su trade-off, citando el ADR; 60 a 90 segundos para la evidencia ejecutable, o sea la captura de la sesion del laboratorio con el contenedor corriendo y el workflow de GitHub Actions en verde; 45 segundos para el punto debil declarado, lo que no escala o lo que no se midio; y 30 segundos de cierre. La suma queda entre 6 y 7 minutos, con margen para tropiezos. La regla practica de diapositivas es una idea por diapositiva y un maximo de ocho diapositivas para ocho minutos. La razon es concreta y el docente debe decirla: si el estudiante trae veinte diapositivas, no termina, corre las ultimas, y las ultimas suelen ser justamente las de seguridad, costos y escalabilidad, donde estan los puntos de la rubrica que menos se defienden solos.</w:t>
+        <w:t>Conviene fijar el termino con precision: una decision de arquitectura es una eleccion que afecta la estructura del sistema, es costosa de revertir una vez implementada, y tiene al menos una alternativa razonable que se descarto.</w:t>
       </w:r>
     </w:p>
     <w:p>
-      <w:pPr>
-        <w:spacing w:before="200" w:after="60"/>
-      </w:pPr>
       <w:r>
         <w:rPr>
           <w:b/>
-          <w:color w:val="1A1C1D"/>
-          <w:sz w:val="32"/>
+          <w:color w:val="4A4A49"/>
+          <w:sz w:val="22"/>
         </w:rPr>
-        <w:t>La regla de los 60 segundos, anunciada desde la Clase 11 - diapositiva 5</w:t>
+        <w:t>[Slide 9] La prueba de tres capas que se aplica en voz alta</w:t>
       </w:r>
-    </w:p>
-    <w:p>
       <w:r>
         <w:rPr>
           <w:b w:val="0"/>
           <w:color w:val="4A4A49"/>
           <w:sz w:val="22"/>
         </w:rPr>
-        <w:t>El criterio de calidad que se anuncio desde el checkpoint de la Clase 11 es la regla de los 60 segundos: quien sustenta debe poder explicar CUALQUIER parte del sistema en 60 segundos, sin buscar en el informe. El trabajo es individual por defecto, asi que en la mayoria de los casos ese "quien" es el propio autor y la regla se comprueba sola; cuando el docente autorizo un equipo de dos o tres, la regla se vuelve exigente y se lee asi: CUALQUIER integrante debe poder explicar CUALQUIER parte. Esto casi siempre genera la primera pregunta real del estudiante: «podemos repartirnos los temas y que cada uno prepare solo el suyo?». La respuesta del docente debe ser: en equipo se puede repartir quien HABLA de cada tema, pero no quien ENTIENDE cada tema, porque el Q&amp;A se dirige al azar; y en modo individual no hay reparto posible, de modo que la pregunta pierde sentido y lo que queda es preparar el sistema completo. La razon no es castigar. En un equipo profesional, cuando el sistema falla a las once de la noche, contesta quien esta disponible, no el autor del diagrama; un sistema que solo una persona entiende es un riesgo operativo con nombre propio. El segundo motivo es de evaluacion: si el estudiante no puede explicar su propio diagrama de despliegue, el evaluador no tiene forma de saber si el artefacto es suyo o copiado, y ese es exactamente el vacio que la sustentacion existe para cerrar. En los equipos autorizados el mismo riesgo se multiplica: si solo un integrante puede explicar el despliegue, no hay evidencia de que los demas participaran, y por eso la rubrica exige que todos hablen y descuenta cuando presenta uno solo. La practica concreta que se recomienda antes de presentar es un ensayo cruzado con otro estudiante: cada uno explica en 60 segundos una parte del sistema del otro y devuelve los huecos que encontro (en equipo, cada integrante explica una parte que NO le toco preparar). Ese ejercicio suele revelar en cinco minutos lo que la nota habria revelado demasiado tarde.</w:t>
+        <w:t xml:space="preserve"> — 7 vinetas.</w:t>
       </w:r>
     </w:p>
     <w:p>
       <w:pPr>
-        <w:spacing w:before="200" w:after="60"/>
+        <w:pStyle w:val="ListBullet2"/>
       </w:pPr>
-      <w:r>
-        <w:rPr>
-          <w:b/>
-          <w:color w:val="1A1C1D"/>
-          <w:sz w:val="32"/>
-        </w:rPr>
-        <w:t>El Q&amp;A tecnico: tres tipos de pregunta - diapositiva 4</w:t>
-      </w:r>
-    </w:p>
-    <w:p>
       <w:r>
         <w:rPr>
           <w:b w:val="0"/>
           <w:color w:val="4A4A49"/>
           <w:sz w:val="22"/>
         </w:rPr>
-        <w:t>El Q&amp;A tecnico tiene tres tipos de pregunta y conviene que el docente los reconozca para dosificarlos. La pregunta de verificacion comprueba que el estudiante hizo lo que dice: «muestreme el archivo .yml del workflow» o «en que linea del Dockerfile esta la imagen base y por que eligieron una variante alpine». La pregunta de profundizacion empuja un nivel mas alla de lo presentado: «por que la base de datos no esta en el mismo contenedor que la API». La pregunta hipotetica, o what-if, evalua si el diseno se entiende como sistema y no como dibujo: «si el trafico se multiplica por diez el lunes, que pieza de CloudLite se rompe primero y como se darian cuenta». Aqui aparece la segunda pregunta previsible del estudiante: «y si no sabemos la respuesta?». La respuesta correcta es que decir «no lo medimos» no penaliza si va acompanado de como se mediria: «no medimos el p95 porque no hay trafico real, pero el plan es simular 50 peticiones por segundo y observar la latencia de la API, que es el cuello de botella que sospechamos por lo que vimos en la Clase 12». Improvisar un dato falso, en cambio, se detecta con una sola pregunta de seguimiento y cuesta mucho mas que admitir el limite. Y conviene ser explicito sobre el formato de la sesion, porque es lo que decide como se prepara el estudiante: la Clase 15 se dicta en la ultima sesion del semestre (16 de noviembre) como sustentacion EN VIVO, sincrona, con turnos de unos 6 minutos de pitch y 2 a 4 de preguntas. No es clase autonoma y la defensa no se reemplaza por un video grabado, porque el Q&amp;A dirigido al azar es justamente el instrumento que verifica autoria y no tiene sustituto asincronico. El Q&amp;A escrito que pide el taller (tres preguntas duras que el propio estudiante se haria, con su respuesta) no reemplaza nada: es la preparacion del Q&amp;A en vivo, y en la practica el estudiante que lo escribio en serio responde mucho mejor cuando la pregunta llega de verdad.</w:t>
+        <w:t>Existe una prueba practica de tres capas que el docente puede aplicar en voz alta a cualquier afirmacion del estudiante, y conviene ensenarla antes de que empiecen las presentaciones.</w:t>
       </w:r>
     </w:p>
     <w:p>
-      <w:pPr>
-        <w:spacing w:before="200" w:after="60"/>
-      </w:pPr>
       <w:r>
         <w:rPr>
           <w:b/>
-          <w:color w:val="1A1C1D"/>
-          <w:sz w:val="32"/>
+          <w:color w:val="4A4A49"/>
+          <w:sz w:val="22"/>
         </w:rPr>
-        <w:t>Evaluar con rubrica: puntos a evidencia observable - diapositiva 5</w:t>
+        <w:t>[Slide 10] El ADR: el artefacto que sostiene la tercera capa (1/2)</w:t>
       </w:r>
-    </w:p>
-    <w:p>
       <w:r>
         <w:rPr>
           <w:b w:val="0"/>
           <w:color w:val="4A4A49"/>
           <w:sz w:val="22"/>
         </w:rPr>
-        <w:t>Evaluar con rubrica significa asignar puntos a evidencia observable y no a impresion general, y por eso conviene leer el reparto en voz alta al abrir la clase. Los 100 puntos del PI CloudLite App se distribuyen asi: 15 puntos por dominio y decision IaaS/PaaS/SaaS justificada, 25 por los diagramas de arquitectura (componentes y despliegue), 20 por el lab de contenedores con Dockerfile o compose mas la captura de la sesion, 15 por el CI/CD conceptual con el workflow .yml explicado, 10 por las secciones de seguridad, costos y escalabilidad del informe, y 15 por informe y sustentacion. Ese reparto responde la tercera pregunta previsible: «si el diagrama esta perfecto pero presentamos mal, cuanto pierdo?». Directamente, hasta 15 puntos. Indirectamente mucho mas, porque la sustentacion es el mecanismo con el que el evaluador verifica que los otros 85 puntos son de quien sustenta: un diagrama excelente que nadie puede explicar levanta una duda de autoria que ninguna diapositiva resuelve. Y va el recordatorio de pesos que evita reclamos posteriores: estos 100 puntos valen 20% del Corte 3, el Parcial 3 de la Clase 14 (9 de noviembre, virtual sincrono por Meet y escrito) vale 15%, y la asistencia 5%. El proyecto no reemplaza ni compensa el parcial; son evaluaciones distintas del mismo corte, y decirlo una vez hoy ahorra tres correos la semana siguiente.</w:t>
+        <w:t xml:space="preserve"> — 8 vinetas.</w:t>
       </w:r>
     </w:p>
     <w:p>
-      <w:pPr>
-        <w:spacing w:before="200" w:after="60"/>
-      </w:pPr>
       <w:r>
         <w:rPr>
           <w:b/>
-          <w:color w:val="1A1C1D"/>
-          <w:sz w:val="32"/>
+          <w:color w:val="4A4A49"/>
+          <w:sz w:val="22"/>
         </w:rPr>
-        <w:t>El cierre del curso: conectar lo hecho con la practica profesional - diapositiva 7</w:t>
+        <w:t>[Slide 11] El ADR: el artefacto que sostiene la tercera capa (2/2)</w:t>
       </w:r>
-    </w:p>
-    <w:p>
       <w:r>
         <w:rPr>
           <w:b w:val="0"/>
           <w:color w:val="4A4A49"/>
           <w:sz w:val="22"/>
         </w:rPr>
-        <w:t>El cierre del curso debe conectar lo hecho con la practica profesional, porque de eso depende que el estudiante conserve el material en vez de borrarlo al terminar el semestre. En la industria, esta sustentacion tiene nombre propio: design review, o architecture review. Un equipo presenta una propuesta a pares y a arquitectos mas experimentados cuyo trabajo explicito es buscarle el punto debil antes de que ese punto debil cueste dinero; y lo que se pregunta ahi es exactamente lo mismo que hoy, es decir que decidieron, que descartaron, que aceptaron perder, y como sabran si se equivocaron. El ADR es un formato real, usado en equipos reales, no un invento academico del curso. Conviene tambien cerrar la duda sobre las herramientas, porque algun estudiante la trae: el curso prohibio la nube de pago por razones pedagogicas y de equidad, no porque draw.io, Killercoda y GitHub Actions sean juguetes. El diagrama de contenedores, el Dockerfile y el pipeline que el estudiante escribio son los mismos artefactos que se producen con una cuenta corporativa; lo que no se aprende en un free tier es justamente lo que si se aprendio aqui, que es razonar el trade-off. La frase de cierre util es que arquitectura no es una lista de logos de proveedores, sino un conjunto de decisiones documentadas con sus consecuencias. Y el pedido final debe ser concreto y verificable: conserven el repositorio con el informe, los diagramas y el workflow como portafolio, porque eso es lo que se muestra en una primera entrevista tecnica cuando piden un ejemplo de trabajo propio.</w:t>
+        <w:t xml:space="preserve"> — 5 vinetas.</w:t>
       </w:r>
     </w:p>
     <w:p>
-      <w:pPr>
-        <w:spacing w:before="200" w:after="60"/>
-      </w:pPr>
       <w:r>
         <w:rPr>
           <w:b/>
-          <w:color w:val="1A1C1D"/>
-          <w:sz w:val="32"/>
+          <w:color w:val="4A4A49"/>
+          <w:sz w:val="22"/>
         </w:rPr>
-        <w:t>Cierre conceptual y error tipico del docente (de la diapositiva 4 a la diapositiva 7)</w:t>
+        <w:t>[Slide 12] El pitch de 5 a 8 minutos: el reparto que funciona</w:t>
       </w:r>
-    </w:p>
-    <w:p>
       <w:r>
         <w:rPr>
           <w:b w:val="0"/>
           <w:color w:val="4A4A49"/>
           <w:sz w:val="22"/>
         </w:rPr>
-        <w:t>Error tipico del docente que no domina el tema: el primero es dar por sustentado un paquete sin haber hecho una sola pregunta al azar, y en los equipos autorizados permitir que un solo integrante presente todo mientras los demas observan en silencio, normalmente porque es el que habla mejor y la presentacion sale mas fluida. La consecuencia aguas abajo es la misma en los dos casos: el docente pierde el unico instrumento que tenia para verificar autoria individual, y cuando llegue el reclamo de nota no tendra con que sostener la calificacion de quien no hablo. El segundo es aceptar como sustentacion la lectura descriptiva del diagrama, del tipo «aqui esta la API, aqui la base de datos, aqui el balanceador», sin exigir nunca la tercera capa del trade-off. La consecuencia es que el estudiante cierra el curso creyendo que arquitectura es dibujar cajas, y en la siguiente asignatura o en su primer empleo no sabra defender una decision frente a un lider tecnico que le pregunte por el costo de mantenerla. Un tercer tropiezo menor pero muy frecuente: dejar el Q&amp;A para el ultimo minuto y quedarse sin tiempo, con lo cual los 15 puntos de informe y sustentacion se califican sobre la presentacion sola y se pierde precisamente la parte que mas informacion da sobre lo que el estudiante realmente entendio.</w:t>
+        <w:t xml:space="preserve"> — 7 vinetas.</w:t>
+      </w:r>
+    </w:p>
+    <w:p>
+      <w:pPr>
+        <w:pStyle w:val="ListBullet2"/>
+      </w:pPr>
+      <w:r>
+        <w:rPr>
+          <w:b w:val="0"/>
+          <w:color w:val="4A4A49"/>
+          <w:sz w:val="22"/>
+        </w:rPr>
+        <w:t>La razon es concreta y el docente debe decirla: si el estudiante trae veinte diapositivas, no termina, corre las ultimas, y las ultimas suelen ser justamente las de seguridad, costos y escalabilidad, donde estan los puntos de la rubrica que menos se defienden solos.</w:t>
+      </w:r>
+    </w:p>
+    <w:p>
+      <w:r>
+        <w:rPr>
+          <w:b/>
+          <w:color w:val="4A4A49"/>
+          <w:sz w:val="22"/>
+        </w:rPr>
+        <w:t>[Slide 13] La regla de los 60 segundos, anunciada desde la Clase 11 (1/2)</w:t>
+      </w:r>
+      <w:r>
+        <w:rPr>
+          <w:b w:val="0"/>
+          <w:color w:val="4A4A49"/>
+          <w:sz w:val="22"/>
+        </w:rPr>
+        <w:t xml:space="preserve"> — 6 vinetas.</w:t>
+      </w:r>
+    </w:p>
+    <w:p>
+      <w:pPr>
+        <w:pStyle w:val="ListBullet2"/>
+      </w:pPr>
+      <w:r>
+        <w:rPr>
+          <w:b w:val="0"/>
+          <w:color w:val="4A4A49"/>
+          <w:sz w:val="22"/>
+        </w:rPr>
+        <w:t>La respuesta del docente debe ser: en equipo se puede repartir quien HABLA de cada tema, pero no quien ENTIENDE cada tema, porque el Q&amp;A se dirige al azar; y en modo individual no hay reparto posible, de modo que la pregunta pierde sentido y lo que queda es preparar el sistema completo.</w:t>
+      </w:r>
+    </w:p>
+    <w:p>
+      <w:r>
+        <w:rPr>
+          <w:b/>
+          <w:color w:val="4A4A49"/>
+          <w:sz w:val="22"/>
+        </w:rPr>
+        <w:t>[Slide 14] La regla de los 60 segundos, anunciada desde la Clase 11 (2/2)</w:t>
+      </w:r>
+      <w:r>
+        <w:rPr>
+          <w:b w:val="0"/>
+          <w:color w:val="4A4A49"/>
+          <w:sz w:val="22"/>
+        </w:rPr>
+        <w:t xml:space="preserve"> — 4 vinetas.</w:t>
+      </w:r>
+    </w:p>
+    <w:p>
+      <w:r>
+        <w:rPr>
+          <w:b/>
+          <w:color w:val="4A4A49"/>
+          <w:sz w:val="22"/>
+        </w:rPr>
+        <w:t>[Slide 15] El Q&amp;A tecnico: tres tipos de pregunta (1/2)</w:t>
+      </w:r>
+      <w:r>
+        <w:rPr>
+          <w:b w:val="0"/>
+          <w:color w:val="4A4A49"/>
+          <w:sz w:val="22"/>
+        </w:rPr>
+        <w:t xml:space="preserve"> — 7 vinetas.</w:t>
+      </w:r>
+    </w:p>
+    <w:p>
+      <w:r>
+        <w:rPr>
+          <w:b/>
+          <w:color w:val="4A4A49"/>
+          <w:sz w:val="22"/>
+        </w:rPr>
+        <w:t>[Slide 16] El Q&amp;A tecnico: tres tipos de pregunta (2/2)</w:t>
+      </w:r>
+      <w:r>
+        <w:rPr>
+          <w:b w:val="0"/>
+          <w:color w:val="4A4A49"/>
+          <w:sz w:val="22"/>
+        </w:rPr>
+        <w:t xml:space="preserve"> — 6 vinetas.</w:t>
+      </w:r>
+    </w:p>
+    <w:p>
+      <w:r>
+        <w:rPr>
+          <w:b/>
+          <w:color w:val="4A4A49"/>
+          <w:sz w:val="22"/>
+        </w:rPr>
+        <w:t>[Slide 17] Evaluar con rubrica: puntos a evidencia observable (1/2)</w:t>
+      </w:r>
+      <w:r>
+        <w:rPr>
+          <w:b w:val="0"/>
+          <w:color w:val="4A4A49"/>
+          <w:sz w:val="22"/>
+        </w:rPr>
+        <w:t xml:space="preserve"> — 4 vinetas.</w:t>
+      </w:r>
+    </w:p>
+    <w:p>
+      <w:r>
+        <w:rPr>
+          <w:b/>
+          <w:color w:val="4A4A49"/>
+          <w:sz w:val="22"/>
+        </w:rPr>
+        <w:t>[Slide 18] Evaluar con rubrica: puntos a evidencia observable (2/2)</w:t>
+      </w:r>
+      <w:r>
+        <w:rPr>
+          <w:b w:val="0"/>
+          <w:color w:val="4A4A49"/>
+          <w:sz w:val="22"/>
+        </w:rPr>
+        <w:t xml:space="preserve"> — 4 vinetas.</w:t>
+      </w:r>
+    </w:p>
+    <w:p>
+      <w:r>
+        <w:rPr>
+          <w:b/>
+          <w:color w:val="4A4A49"/>
+          <w:sz w:val="22"/>
+        </w:rPr>
+        <w:t>[Slide 19] El cierre del curso: conectar lo hecho con la practica profesional (1/2)</w:t>
+      </w:r>
+      <w:r>
+        <w:rPr>
+          <w:b w:val="0"/>
+          <w:color w:val="4A4A49"/>
+          <w:sz w:val="22"/>
+        </w:rPr>
+        <w:t xml:space="preserve"> — 5 vinetas.</w:t>
+      </w:r>
+    </w:p>
+    <w:p>
+      <w:pPr>
+        <w:pStyle w:val="ListBullet2"/>
+      </w:pPr>
+      <w:r>
+        <w:rPr>
+          <w:b w:val="0"/>
+          <w:color w:val="4A4A49"/>
+          <w:sz w:val="22"/>
+        </w:rPr>
+        <w:t>Conviene tambien cerrar la duda sobre las herramientas, porque algun estudiante la trae: el curso prohibio la nube de pago por razones pedagogicas y de equidad, no porque draw.io, Killercoda y GitHub Actions sean juguetes.</w:t>
+      </w:r>
+    </w:p>
+    <w:p>
+      <w:r>
+        <w:rPr>
+          <w:b/>
+          <w:color w:val="4A4A49"/>
+          <w:sz w:val="22"/>
+        </w:rPr>
+        <w:t>[Slide 20] El cierre del curso: conectar lo hecho con la practica profesional (2/2)</w:t>
+      </w:r>
+      <w:r>
+        <w:rPr>
+          <w:b w:val="0"/>
+          <w:color w:val="4A4A49"/>
+          <w:sz w:val="22"/>
+        </w:rPr>
+        <w:t xml:space="preserve"> — 4 vinetas.</w:t>
       </w:r>
     </w:p>
     <w:p>
@@ -600,6 +731,175 @@
           <w:sz w:val="22"/>
         </w:rPr>
         <w:t>Cierre del curso</w:t>
+      </w:r>
+    </w:p>
+    <w:p>
+      <w:pPr>
+        <w:pStyle w:val="ListNumber"/>
+      </w:pPr>
+      <w:r>
+        <w:rPr>
+          <w:b w:val="0"/>
+          <w:color w:val="4A4A49"/>
+          <w:sz w:val="22"/>
+        </w:rPr>
+        <w:t>Sustentar no es describir: el eje de toda la clase</w:t>
+      </w:r>
+    </w:p>
+    <w:p>
+      <w:pPr>
+        <w:pStyle w:val="ListNumber"/>
+      </w:pPr>
+      <w:r>
+        <w:rPr>
+          <w:b w:val="0"/>
+          <w:color w:val="4A4A49"/>
+          <w:sz w:val="22"/>
+        </w:rPr>
+        <w:t>La prueba de tres capas que se aplica en voz alta</w:t>
+      </w:r>
+    </w:p>
+    <w:p>
+      <w:pPr>
+        <w:pStyle w:val="ListNumber"/>
+      </w:pPr>
+      <w:r>
+        <w:rPr>
+          <w:b w:val="0"/>
+          <w:color w:val="4A4A49"/>
+          <w:sz w:val="22"/>
+        </w:rPr>
+        <w:t>El ADR: el artefacto que sostiene la tercera capa (1/2)</w:t>
+      </w:r>
+    </w:p>
+    <w:p>
+      <w:pPr>
+        <w:pStyle w:val="ListNumber"/>
+      </w:pPr>
+      <w:r>
+        <w:rPr>
+          <w:b w:val="0"/>
+          <w:color w:val="4A4A49"/>
+          <w:sz w:val="22"/>
+        </w:rPr>
+        <w:t>El ADR: el artefacto que sostiene la tercera capa (2/2)</w:t>
+      </w:r>
+    </w:p>
+    <w:p>
+      <w:pPr>
+        <w:pStyle w:val="ListNumber"/>
+      </w:pPr>
+      <w:r>
+        <w:rPr>
+          <w:b w:val="0"/>
+          <w:color w:val="4A4A49"/>
+          <w:sz w:val="22"/>
+        </w:rPr>
+        <w:t>El pitch de 5 a 8 minutos: el reparto que funciona</w:t>
+      </w:r>
+    </w:p>
+    <w:p>
+      <w:pPr>
+        <w:pStyle w:val="ListNumber"/>
+      </w:pPr>
+      <w:r>
+        <w:rPr>
+          <w:b w:val="0"/>
+          <w:color w:val="4A4A49"/>
+          <w:sz w:val="22"/>
+        </w:rPr>
+        <w:t>La regla de los 60 segundos, anunciada desde la Clase 11 (1/2)</w:t>
+      </w:r>
+    </w:p>
+    <w:p>
+      <w:pPr>
+        <w:pStyle w:val="ListNumber"/>
+      </w:pPr>
+      <w:r>
+        <w:rPr>
+          <w:b w:val="0"/>
+          <w:color w:val="4A4A49"/>
+          <w:sz w:val="22"/>
+        </w:rPr>
+        <w:t>La regla de los 60 segundos, anunciada desde la Clase 11 (2/2)</w:t>
+      </w:r>
+    </w:p>
+    <w:p>
+      <w:pPr>
+        <w:pStyle w:val="ListNumber"/>
+      </w:pPr>
+      <w:r>
+        <w:rPr>
+          <w:b w:val="0"/>
+          <w:color w:val="4A4A49"/>
+          <w:sz w:val="22"/>
+        </w:rPr>
+        <w:t>El Q&amp;A tecnico: tres tipos de pregunta (1/2)</w:t>
+      </w:r>
+    </w:p>
+    <w:p>
+      <w:pPr>
+        <w:pStyle w:val="ListNumber"/>
+      </w:pPr>
+      <w:r>
+        <w:rPr>
+          <w:b w:val="0"/>
+          <w:color w:val="4A4A49"/>
+          <w:sz w:val="22"/>
+        </w:rPr>
+        <w:t>El Q&amp;A tecnico: tres tipos de pregunta (2/2)</w:t>
+      </w:r>
+    </w:p>
+    <w:p>
+      <w:pPr>
+        <w:pStyle w:val="ListNumber"/>
+      </w:pPr>
+      <w:r>
+        <w:rPr>
+          <w:b w:val="0"/>
+          <w:color w:val="4A4A49"/>
+          <w:sz w:val="22"/>
+        </w:rPr>
+        <w:t>Evaluar con rubrica: puntos a evidencia observable (1/2)</w:t>
+      </w:r>
+    </w:p>
+    <w:p>
+      <w:pPr>
+        <w:pStyle w:val="ListNumber"/>
+      </w:pPr>
+      <w:r>
+        <w:rPr>
+          <w:b w:val="0"/>
+          <w:color w:val="4A4A49"/>
+          <w:sz w:val="22"/>
+        </w:rPr>
+        <w:t>Evaluar con rubrica: puntos a evidencia observable (2/2)</w:t>
+      </w:r>
+    </w:p>
+    <w:p>
+      <w:pPr>
+        <w:pStyle w:val="ListNumber"/>
+      </w:pPr>
+      <w:r>
+        <w:rPr>
+          <w:b w:val="0"/>
+          <w:color w:val="4A4A49"/>
+          <w:sz w:val="22"/>
+        </w:rPr>
+        <w:t>El cierre del curso: conectar lo hecho con la practica profesional (1/2)</w:t>
+      </w:r>
+    </w:p>
+    <w:p>
+      <w:pPr>
+        <w:pStyle w:val="ListNumber"/>
+      </w:pPr>
+      <w:r>
+        <w:rPr>
+          <w:b w:val="0"/>
+          <w:color w:val="4A4A49"/>
+          <w:sz w:val="22"/>
+        </w:rPr>
+        <w:t>El cierre del curso: conectar lo hecho con la practica profesional (2/2)</w:t>
       </w:r>
     </w:p>
     <w:p>

--- a/Arquitectura de Sistemas Computacionales/Kit docente/Clase 15/Guion Docente Clase 15 - Presentacion del proyecto y cierre.docx
+++ b/Arquitectura de Sistemas Computacionales/Kit docente/Clase 15/Guion Docente Clase 15 - Presentacion del proyecto y cierre.docx
@@ -300,7 +300,7 @@
           <w:color w:val="4A4A49"/>
           <w:sz w:val="22"/>
         </w:rPr>
-        <w:t>[Slide 8] Sustentar no es describir: el eje de toda la clase</w:t>
+        <w:t>[Slide 8] Sustentar no es describir: el eje de toda la clase (1/2)</w:t>
       </w:r>
       <w:r>
         <w:rPr>
@@ -308,7 +308,7 @@
           <w:color w:val="4A4A49"/>
           <w:sz w:val="22"/>
         </w:rPr>
-        <w:t xml:space="preserve"> — 7 vinetas.</w:t>
+        <w:t xml:space="preserve"> — 4 vinetas.</w:t>
       </w:r>
     </w:p>
     <w:p>
@@ -331,7 +331,7 @@
           <w:color w:val="4A4A49"/>
           <w:sz w:val="22"/>
         </w:rPr>
-        <w:t>[Slide 9] La prueba de tres capas que se aplica en voz alta</w:t>
+        <w:t>[Slide 9] Sustentar no es describir: el eje de toda la clase (2/2)</w:t>
       </w:r>
       <w:r>
         <w:rPr>
@@ -339,7 +339,25 @@
           <w:color w:val="4A4A49"/>
           <w:sz w:val="22"/>
         </w:rPr>
-        <w:t xml:space="preserve"> — 7 vinetas.</w:t>
+        <w:t xml:space="preserve"> — 3 vinetas.</w:t>
+      </w:r>
+    </w:p>
+    <w:p>
+      <w:r>
+        <w:rPr>
+          <w:b/>
+          <w:color w:val="4A4A49"/>
+          <w:sz w:val="22"/>
+        </w:rPr>
+        <w:t>[Slide 10] La prueba de tres capas que se aplica en voz alta</w:t>
+      </w:r>
+      <w:r>
+        <w:rPr>
+          <w:b w:val="0"/>
+          <w:color w:val="4A4A49"/>
+          <w:sz w:val="22"/>
+        </w:rPr>
+        <w:t xml:space="preserve"> — 4 vinetas.</w:t>
       </w:r>
     </w:p>
     <w:p>
@@ -356,21 +374,42 @@
       </w:r>
     </w:p>
     <w:p>
-      <w:r>
-        <w:rPr>
-          <w:b/>
-          <w:color w:val="4A4A49"/>
-          <w:sz w:val="22"/>
-        </w:rPr>
-        <w:t>[Slide 10] El ADR: el artefacto que sostiene la tercera capa (1/2)</w:t>
-      </w:r>
+      <w:pPr>
+        <w:pStyle w:val="ListBullet2"/>
+      </w:pPr>
       <w:r>
         <w:rPr>
           <w:b w:val="0"/>
           <w:color w:val="4A4A49"/>
           <w:sz w:val="22"/>
         </w:rPr>
-        <w:t xml:space="preserve"> — 8 vinetas.</w:t>
+        <w:t>Quien solo llega a la primera capa esta leyendo el diagrama en voz alta y no deberia obtener los puntos de sustentacion.</w:t>
+      </w:r>
+    </w:p>
+    <w:p>
+      <w:pPr>
+        <w:pStyle w:val="ListBullet2"/>
+      </w:pPr>
+      <w:r>
+        <w:rPr>
+          <w:b w:val="0"/>
+          <w:color w:val="4A4A49"/>
+          <w:sz w:val="22"/>
+        </w:rPr>
+        <w:t>Quien llega a la segunda esta justificando.</w:t>
+      </w:r>
+    </w:p>
+    <w:p>
+      <w:pPr>
+        <w:pStyle w:val="ListBullet2"/>
+      </w:pPr>
+      <w:r>
+        <w:rPr>
+          <w:b w:val="0"/>
+          <w:color w:val="4A4A49"/>
+          <w:sz w:val="22"/>
+        </w:rPr>
+        <w:t>Quien llega a la tercera esta sustentando como un arquitecto, porque demuestra que conocia el costo de su decision antes de tomarla y aun asi la tomo.</w:t>
       </w:r>
     </w:p>
     <w:p>
@@ -380,7 +419,7 @@
           <w:color w:val="4A4A49"/>
           <w:sz w:val="22"/>
         </w:rPr>
-        <w:t>[Slide 11] El ADR: el artefacto que sostiene la tercera capa (2/2)</w:t>
+        <w:t>[Slide 11] El ADR: el artefacto que sostiene la tercera capa (1/2)</w:t>
       </w:r>
       <w:r>
         <w:rPr>
@@ -388,7 +427,59 @@
           <w:color w:val="4A4A49"/>
           <w:sz w:val="22"/>
         </w:rPr>
-        <w:t xml:space="preserve"> — 5 vinetas.</w:t>
+        <w:t xml:space="preserve"> — 6 vinetas.</w:t>
+      </w:r>
+    </w:p>
+    <w:p>
+      <w:pPr>
+        <w:pStyle w:val="ListBullet2"/>
+      </w:pPr>
+      <w:r>
+        <w:rPr>
+          <w:b w:val="0"/>
+          <w:color w:val="4A4A49"/>
+          <w:sz w:val="22"/>
+        </w:rPr>
+        <w:t>Estado, «Aceptado» mas la fecha en que se decidio.</w:t>
+      </w:r>
+    </w:p>
+    <w:p>
+      <w:pPr>
+        <w:pStyle w:val="ListBullet2"/>
+      </w:pPr>
+      <w:r>
+        <w:rPr>
+          <w:b w:val="0"/>
+          <w:color w:val="4A4A49"/>
+          <w:sz w:val="22"/>
+        </w:rPr>
+        <w:t>Decision, en una frase afirmativa y en presente.</w:t>
+      </w:r>
+    </w:p>
+    <w:p>
+      <w:pPr>
+        <w:pStyle w:val="ListBullet2"/>
+      </w:pPr>
+      <w:r>
+        <w:rPr>
+          <w:b w:val="0"/>
+          <w:color w:val="4A4A49"/>
+          <w:sz w:val="22"/>
+        </w:rPr>
+        <w:t>Alternativas descartadas, exactamente dos, cada una con la razon concreta del descarte.</w:t>
+      </w:r>
+    </w:p>
+    <w:p>
+      <w:pPr>
+        <w:pStyle w:val="ListBullet2"/>
+      </w:pPr>
+      <w:r>
+        <w:rPr>
+          <w:b w:val="0"/>
+          <w:color w:val="4A4A49"/>
+          <w:sz w:val="22"/>
+        </w:rPr>
+        <w:t>Citar un ADR por numero le dice al evaluador que existe una traza escrita y verificable, no una improvisacion del momento; es la diferencia entre quien decidio y quien recuerda.</w:t>
       </w:r>
     </w:p>
     <w:p>
@@ -398,7 +489,7 @@
           <w:color w:val="4A4A49"/>
           <w:sz w:val="22"/>
         </w:rPr>
-        <w:t>[Slide 12] El pitch de 5 a 8 minutos: el reparto que funciona</w:t>
+        <w:t>[Slide 12] El ADR: el artefacto que sostiene la tercera capa (2/2)</w:t>
       </w:r>
       <w:r>
         <w:rPr>
@@ -406,7 +497,25 @@
           <w:color w:val="4A4A49"/>
           <w:sz w:val="22"/>
         </w:rPr>
-        <w:t xml:space="preserve"> — 7 vinetas.</w:t>
+        <w:t xml:space="preserve"> — 3 vinetas.</w:t>
+      </w:r>
+    </w:p>
+    <w:p>
+      <w:r>
+        <w:rPr>
+          <w:b/>
+          <w:color w:val="4A4A49"/>
+          <w:sz w:val="22"/>
+        </w:rPr>
+        <w:t>[Slide 13] El pitch de 5 a 8 minutos: el reparto que funciona (1/2)</w:t>
+      </w:r>
+      <w:r>
+        <w:rPr>
+          <w:b w:val="0"/>
+          <w:color w:val="4A4A49"/>
+          <w:sz w:val="22"/>
+        </w:rPr>
+        <w:t xml:space="preserve"> — 4 vinetas.</w:t>
       </w:r>
     </w:p>
     <w:p>
@@ -429,7 +538,7 @@
           <w:color w:val="4A4A49"/>
           <w:sz w:val="22"/>
         </w:rPr>
-        <w:t>[Slide 13] La regla de los 60 segundos, anunciada desde la Clase 11 (1/2)</w:t>
+        <w:t>[Slide 14] El pitch de 5 a 8 minutos: el reparto que funciona (2/2)</w:t>
       </w:r>
       <w:r>
         <w:rPr>
@@ -437,7 +546,25 @@
           <w:color w:val="4A4A49"/>
           <w:sz w:val="22"/>
         </w:rPr>
-        <w:t xml:space="preserve"> — 6 vinetas.</w:t>
+        <w:t xml:space="preserve"> — 3 vinetas.</w:t>
+      </w:r>
+    </w:p>
+    <w:p>
+      <w:r>
+        <w:rPr>
+          <w:b/>
+          <w:color w:val="4A4A49"/>
+          <w:sz w:val="22"/>
+        </w:rPr>
+        <w:t>[Slide 15] La regla de los 60 segundos, anunciada desde la Clase 11 (1/2)</w:t>
+      </w:r>
+      <w:r>
+        <w:rPr>
+          <w:b w:val="0"/>
+          <w:color w:val="4A4A49"/>
+          <w:sz w:val="22"/>
+        </w:rPr>
+        <w:t xml:space="preserve"> — 5 vinetas.</w:t>
       </w:r>
     </w:p>
     <w:p>
@@ -454,13 +581,114 @@
       </w:r>
     </w:p>
     <w:p>
+      <w:pPr>
+        <w:pStyle w:val="ListBullet2"/>
+      </w:pPr>
+      <w:r>
+        <w:rPr>
+          <w:b w:val="0"/>
+          <w:color w:val="4A4A49"/>
+          <w:sz w:val="22"/>
+        </w:rPr>
+        <w:t>La razon no es castigar.</w:t>
+      </w:r>
+    </w:p>
+    <w:p>
+      <w:pPr>
+        <w:pStyle w:val="ListBullet2"/>
+      </w:pPr>
+      <w:r>
+        <w:rPr>
+          <w:b w:val="0"/>
+          <w:color w:val="4A4A49"/>
+          <w:sz w:val="22"/>
+        </w:rPr>
+        <w:t>Ese ejercicio suele revelar en cinco minutos lo que la nota habria revelado demasiado tarde.</w:t>
+      </w:r>
+    </w:p>
+    <w:p>
       <w:r>
         <w:rPr>
           <w:b/>
           <w:color w:val="4A4A49"/>
           <w:sz w:val="22"/>
         </w:rPr>
-        <w:t>[Slide 14] La regla de los 60 segundos, anunciada desde la Clase 11 (2/2)</w:t>
+        <w:t>[Slide 16] La regla de los 60 segundos, anunciada desde la Clase 11 (2/2)</w:t>
+      </w:r>
+      <w:r>
+        <w:rPr>
+          <w:b w:val="0"/>
+          <w:color w:val="4A4A49"/>
+          <w:sz w:val="22"/>
+        </w:rPr>
+        <w:t xml:space="preserve"> — 3 vinetas.</w:t>
+      </w:r>
+    </w:p>
+    <w:p>
+      <w:r>
+        <w:rPr>
+          <w:b/>
+          <w:color w:val="4A4A49"/>
+          <w:sz w:val="22"/>
+        </w:rPr>
+        <w:t>[Slide 17] El Q&amp;A tecnico: tres tipos de pregunta (1/2)</w:t>
+      </w:r>
+      <w:r>
+        <w:rPr>
+          <w:b w:val="0"/>
+          <w:color w:val="4A4A49"/>
+          <w:sz w:val="22"/>
+        </w:rPr>
+        <w:t xml:space="preserve"> — 5 vinetas.</w:t>
+      </w:r>
+    </w:p>
+    <w:p>
+      <w:pPr>
+        <w:pStyle w:val="ListBullet2"/>
+      </w:pPr>
+      <w:r>
+        <w:rPr>
+          <w:b w:val="0"/>
+          <w:color w:val="4A4A49"/>
+          <w:sz w:val="22"/>
+        </w:rPr>
+        <w:t>El Q&amp;A tecnico tiene tres tipos de pregunta y conviene que el docente los reconozca para dosificarlos.</w:t>
+      </w:r>
+    </w:p>
+    <w:p>
+      <w:pPr>
+        <w:pStyle w:val="ListBullet2"/>
+      </w:pPr>
+      <w:r>
+        <w:rPr>
+          <w:b w:val="0"/>
+          <w:color w:val="4A4A49"/>
+          <w:sz w:val="22"/>
+        </w:rPr>
+        <w:t>La respuesta correcta es que decir «no lo medimos» no penaliza si va acompanado de como se mediria: «no medimos el p95 porque no hay trafico real, pero el plan es simular 50 peticiones por segundo y observar la latencia de la API, que es el cuello de botella que sospechamos por lo que vimos en la Clase 12».</w:t>
+      </w:r>
+    </w:p>
+    <w:p>
+      <w:pPr>
+        <w:pStyle w:val="ListBullet2"/>
+      </w:pPr>
+      <w:r>
+        <w:rPr>
+          <w:b w:val="0"/>
+          <w:color w:val="4A4A49"/>
+          <w:sz w:val="22"/>
+        </w:rPr>
+        <w:t>Improvisar un dato falso, en cambio, se detecta con una sola pregunta de seguimiento y cuesta mucho mas que admitir el limite.</w:t>
+      </w:r>
+    </w:p>
+    <w:p>
+      <w:r>
+        <w:rPr>
+          <w:b/>
+          <w:color w:val="4A4A49"/>
+          <w:sz w:val="22"/>
+        </w:rPr>
+        <w:t>[Slide 18] El Q&amp;A tecnico: tres tipos de pregunta (2/2)</w:t>
       </w:r>
       <w:r>
         <w:rPr>
@@ -478,7 +706,7 @@
           <w:color w:val="4A4A49"/>
           <w:sz w:val="22"/>
         </w:rPr>
-        <w:t>[Slide 15] El Q&amp;A tecnico: tres tipos de pregunta (1/2)</w:t>
+        <w:t>[Slide 19] Evaluar con rubrica: puntos a evidencia observable (1/2)</w:t>
       </w:r>
       <w:r>
         <w:rPr>
@@ -486,7 +714,20 @@
           <w:color w:val="4A4A49"/>
           <w:sz w:val="22"/>
         </w:rPr>
-        <w:t xml:space="preserve"> — 7 vinetas.</w:t>
+        <w:t xml:space="preserve"> — 5 vinetas.</w:t>
+      </w:r>
+    </w:p>
+    <w:p>
+      <w:pPr>
+        <w:pStyle w:val="ListBullet2"/>
+      </w:pPr>
+      <w:r>
+        <w:rPr>
+          <w:b w:val="0"/>
+          <w:color w:val="4A4A49"/>
+          <w:sz w:val="22"/>
+        </w:rPr>
+        <w:t>Evaluar con rubrica significa asignar puntos a evidencia observable y no a impresion general, y por eso conviene leer el reparto en voz alta al abrir la clase.</w:t>
       </w:r>
     </w:p>
     <w:p>
@@ -496,7 +737,7 @@
           <w:color w:val="4A4A49"/>
           <w:sz w:val="22"/>
         </w:rPr>
-        <w:t>[Slide 16] El Q&amp;A tecnico: tres tipos de pregunta (2/2)</w:t>
+        <w:t>[Slide 20] Evaluar con rubrica: puntos a evidencia observable (2/2)</w:t>
       </w:r>
       <w:r>
         <w:rPr>
@@ -504,7 +745,7 @@
           <w:color w:val="4A4A49"/>
           <w:sz w:val="22"/>
         </w:rPr>
-        <w:t xml:space="preserve"> — 6 vinetas.</w:t>
+        <w:t xml:space="preserve"> — 2 vinetas.</w:t>
       </w:r>
     </w:p>
     <w:p>
@@ -514,43 +755,7 @@
           <w:color w:val="4A4A49"/>
           <w:sz w:val="22"/>
         </w:rPr>
-        <w:t>[Slide 17] Evaluar con rubrica: puntos a evidencia observable (1/2)</w:t>
-      </w:r>
-      <w:r>
-        <w:rPr>
-          <w:b w:val="0"/>
-          <w:color w:val="4A4A49"/>
-          <w:sz w:val="22"/>
-        </w:rPr>
-        <w:t xml:space="preserve"> — 4 vinetas.</w:t>
-      </w:r>
-    </w:p>
-    <w:p>
-      <w:r>
-        <w:rPr>
-          <w:b/>
-          <w:color w:val="4A4A49"/>
-          <w:sz w:val="22"/>
-        </w:rPr>
-        <w:t>[Slide 18] Evaluar con rubrica: puntos a evidencia observable (2/2)</w:t>
-      </w:r>
-      <w:r>
-        <w:rPr>
-          <w:b w:val="0"/>
-          <w:color w:val="4A4A49"/>
-          <w:sz w:val="22"/>
-        </w:rPr>
-        <w:t xml:space="preserve"> — 4 vinetas.</w:t>
-      </w:r>
-    </w:p>
-    <w:p>
-      <w:r>
-        <w:rPr>
-          <w:b/>
-          <w:color w:val="4A4A49"/>
-          <w:sz w:val="22"/>
-        </w:rPr>
-        <w:t>[Slide 19] El cierre del curso: conectar lo hecho con la practica profesional (1/2)</w:t>
+        <w:t>[Slide 21] El cierre del curso: conectar lo hecho con la practica profesional (1/2)</w:t>
       </w:r>
       <w:r>
         <w:rPr>
@@ -581,7 +786,7 @@
           <w:color w:val="4A4A49"/>
           <w:sz w:val="22"/>
         </w:rPr>
-        <w:t>[Slide 20] El cierre del curso: conectar lo hecho con la practica profesional (2/2)</w:t>
+        <w:t>[Slide 22] El cierre del curso: conectar lo hecho con la practica profesional (2/2)</w:t>
       </w:r>
       <w:r>
         <w:rPr>
@@ -743,7 +948,20 @@
           <w:color w:val="4A4A49"/>
           <w:sz w:val="22"/>
         </w:rPr>
-        <w:t>Sustentar no es describir: el eje de toda la clase</w:t>
+        <w:t>Sustentar no es describir: el eje de toda la clase (1/2)</w:t>
+      </w:r>
+    </w:p>
+    <w:p>
+      <w:pPr>
+        <w:pStyle w:val="ListNumber"/>
+      </w:pPr>
+      <w:r>
+        <w:rPr>
+          <w:b w:val="0"/>
+          <w:color w:val="4A4A49"/>
+          <w:sz w:val="22"/>
+        </w:rPr>
+        <w:t>Sustentar no es describir: el eje de toda la clase (2/2)</w:t>
       </w:r>
     </w:p>
     <w:p>
@@ -795,7 +1013,20 @@
           <w:color w:val="4A4A49"/>
           <w:sz w:val="22"/>
         </w:rPr>
-        <w:t>El pitch de 5 a 8 minutos: el reparto que funciona</w:t>
+        <w:t>El pitch de 5 a 8 minutos: el reparto que funciona (1/2)</w:t>
+      </w:r>
+    </w:p>
+    <w:p>
+      <w:pPr>
+        <w:pStyle w:val="ListNumber"/>
+      </w:pPr>
+      <w:r>
+        <w:rPr>
+          <w:b w:val="0"/>
+          <w:color w:val="4A4A49"/>
+          <w:sz w:val="22"/>
+        </w:rPr>
+        <w:t>El pitch de 5 a 8 minutos: el reparto que funciona (2/2)</w:t>
       </w:r>
     </w:p>
     <w:p>

--- a/Arquitectura de Sistemas Computacionales/Kit docente/Clase 15/Guion Docente Clase 15 - Presentacion del proyecto y cierre.docx
+++ b/Arquitectura de Sistemas Computacionales/Kit docente/Clase 15/Guion Docente Clase 15 - Presentacion del proyecto y cierre.docx
@@ -220,7 +220,7 @@
           <w:color w:val="4A4A49"/>
           <w:sz w:val="22"/>
         </w:rPr>
-        <w:t xml:space="preserve"> Paquete final en ExamLab (módulo Proyectos) + pitch de 5–8 min sustentado hoy en clase + Q&amp;A</w:t>
+        <w:t xml:space="preserve"> Paquete final en la plataforma del curso (módulo Proyectos) + pitch de 5–8 min sustentado hoy en clase + Q&amp;A</w:t>
       </w:r>
     </w:p>
     <w:p>
@@ -238,7 +238,7 @@
           <w:color w:val="4A4A49"/>
           <w:sz w:val="22"/>
         </w:rPr>
-        <w:t xml:space="preserve"> Google Docs/Slides · diagramas · capturas lab</w:t>
+        <w:t xml:space="preserve"> Navegador · editores de texto y de diagramas del curso</w:t>
       </w:r>
     </w:p>
     <w:p>
@@ -1156,7 +1156,7 @@
           <w:color w:val="4A4A49"/>
           <w:sz w:val="22"/>
         </w:rPr>
-        <w:t>Del boceto a ExamLab (diagrama)</w:t>
+        <w:t>Del boceto a la plataforma del curso (diagrama)</w:t>
       </w:r>
     </w:p>
     <w:p>
@@ -1385,7 +1385,7 @@
           <w:color w:val="4A4A49"/>
           <w:sz w:val="22"/>
         </w:rPr>
-        <w:t xml:space="preserve">Exige el paquete subido a ExamLab (módulo Proyectos) </w:t>
+        <w:t xml:space="preserve">Exige el paquete subido a la plataforma del curso (módulo Proyectos) </w:t>
       </w:r>
       <w:r>
         <w:rPr>
@@ -1989,7 +1989,7 @@
           <w:color w:val="4A4A49"/>
           <w:sz w:val="22"/>
         </w:rPr>
-        <w:t>Paso 2: escriban en ExamLab la lamina unica de arquitectura en Mermaid con las 3 zonas, los 5 contenedores, el edge, la cadena de entrega y los sistemas externos, verificando al renderizar que sea legible en una sola pantalla sin desplazamiento y que use los mismos nombres canonicos del paquete, porque esta es la lamina que van a proyectar en la sustentacion.</w:t>
+        <w:t>Paso 2: escriban en la plataforma del curso la lamina unica de arquitectura en Mermaid con las 3 zonas, los 5 contenedores, el edge, la cadena de entrega y los sistemas externos, verificando al renderizar que sea legible en una sola pantalla sin desplazamiento y que use los mismos nombres canonicos del paquete, porque esta es la lamina que van a proyectar en la sustentacion.</w:t>
       </w:r>
     </w:p>
     <w:p>
@@ -2028,7 +2028,7 @@
           <w:color w:val="4A4A49"/>
           <w:sz w:val="22"/>
         </w:rPr>
-        <w:t>Paso 5: escriban la reflexion de media pagina sobre el trade-off mas difícil y suban el paquete final completo mas las 5 preguntas a ExamLab (modulo Proyectos) ANTES de su turno de sustentacion, verificando que el informe, los diagramas, la evidencia del lab, el ci.yml y la presentacion esten los cinco dentro del mismo paquete.</w:t>
+        <w:t>Paso 5: escriban la reflexion de media pagina sobre el trade-off mas difícil y suban el paquete final completo mas las 5 preguntas a la plataforma del curso (modulo Proyectos) ANTES de su turno de sustentacion, verificando que el informe, los diagramas, la evidencia del lab, el ci.yml y la presentacion esten los cinco dentro del mismo paquete.</w:t>
       </w:r>
     </w:p>
     <w:p>
@@ -2367,7 +2367,7 @@
           <w:color w:val="4A4A49"/>
           <w:sz w:val="18"/>
         </w:rPr>
-        <w:t>1) Abre Google Docs/Slides · diagramas · capturas lab y repite la demo de este guion.  2) Captura solo la ventana útil, no el escritorio completo.  3) Recorta a ~1200 px de ancho.  4) Guárdala como Kit docente/Clase 15/Capturas/demo-clase15.png.  5) Vuelve a generar el guion y la imagen queda embebida aquí sola. Detalle en Capturas/README.txt.</w:t>
+        <w:t>1) Abre Navegador · editores de texto y de diagramas del curso y repite la demo de este guion.  2) Captura solo la ventana útil, no el escritorio completo.  3) Recorta a ~1200 px de ancho.  4) Guárdala como Kit docente/Clase 15/Capturas/demo-clase15.png.  5) Vuelve a generar el guion y la imagen queda embebida aquí sola. Detalle en Capturas/README.txt.</w:t>
       </w:r>
     </w:p>
     <w:p>
@@ -2436,7 +2436,7 @@
           <w:color w:val="4A4A49"/>
           <w:sz w:val="22"/>
         </w:rPr>
-        <w:t>Plataforma de entrega: ExamLab (https://uniaj.examlab.workers.dev/). No es la plataforma oficial de la UNIAJC; la universidad no tiene campus virtual propio.</w:t>
+        <w:t>Plataforma de entrega: la plataforma del curso (la plataforma del curso). No es la plataforma oficial de la UNIAJC; la universidad no tiene campus virtual propio.</w:t>
       </w:r>
     </w:p>
     <w:p>

--- a/Arquitectura de Sistemas Computacionales/Kit docente/Clase 15/Guion Docente Clase 15 - Presentacion del proyecto y cierre.docx
+++ b/Arquitectura de Sistemas Computacionales/Kit docente/Clase 15/Guion Docente Clase 15 - Presentacion del proyecto y cierre.docx
@@ -300,7 +300,7 @@
           <w:color w:val="4A4A49"/>
           <w:sz w:val="22"/>
         </w:rPr>
-        <w:t>[Slide 8] Sustentar no es describir: el eje de toda la clase (1/2)</w:t>
+        <w:t>[Slide 5] Sustentar no es describir: el eje de toda la clase (1/2)</w:t>
       </w:r>
       <w:r>
         <w:rPr>
@@ -331,7 +331,7 @@
           <w:color w:val="4A4A49"/>
           <w:sz w:val="22"/>
         </w:rPr>
-        <w:t>[Slide 9] Sustentar no es describir: el eje de toda la clase (2/2)</w:t>
+        <w:t>[Slide 6] Sustentar no es describir: el eje de toda la clase (2/2)</w:t>
       </w:r>
       <w:r>
         <w:rPr>
@@ -349,7 +349,7 @@
           <w:color w:val="4A4A49"/>
           <w:sz w:val="22"/>
         </w:rPr>
-        <w:t>[Slide 10] La prueba de tres capas que se aplica en voz alta</w:t>
+        <w:t>[Slide 7] La prueba de tres capas que se aplica en voz alta</w:t>
       </w:r>
       <w:r>
         <w:rPr>
@@ -419,7 +419,7 @@
           <w:color w:val="4A4A49"/>
           <w:sz w:val="22"/>
         </w:rPr>
-        <w:t>[Slide 11] El ADR: el artefacto que sostiene la tercera capa (1/2)</w:t>
+        <w:t>[Slide 8] El ADR: el artefacto que sostiene la tercera capa (1/2)</w:t>
       </w:r>
       <w:r>
         <w:rPr>
@@ -489,7 +489,7 @@
           <w:color w:val="4A4A49"/>
           <w:sz w:val="22"/>
         </w:rPr>
-        <w:t>[Slide 12] El ADR: el artefacto que sostiene la tercera capa (2/2)</w:t>
+        <w:t>[Slide 9] El ADR: el artefacto que sostiene la tercera capa (2/2)</w:t>
       </w:r>
       <w:r>
         <w:rPr>
@@ -507,7 +507,7 @@
           <w:color w:val="4A4A49"/>
           <w:sz w:val="22"/>
         </w:rPr>
-        <w:t>[Slide 13] El pitch de 5 a 8 minutos: el reparto que funciona (1/2)</w:t>
+        <w:t>[Slide 10] El pitch de 5 a 8 minutos: el reparto que funciona (1/2)</w:t>
       </w:r>
       <w:r>
         <w:rPr>
@@ -538,7 +538,7 @@
           <w:color w:val="4A4A49"/>
           <w:sz w:val="22"/>
         </w:rPr>
-        <w:t>[Slide 14] El pitch de 5 a 8 minutos: el reparto que funciona (2/2)</w:t>
+        <w:t>[Slide 11] El pitch de 5 a 8 minutos: el reparto que funciona (2/2)</w:t>
       </w:r>
       <w:r>
         <w:rPr>
@@ -556,7 +556,7 @@
           <w:color w:val="4A4A49"/>
           <w:sz w:val="22"/>
         </w:rPr>
-        <w:t>[Slide 15] La regla de los 60 segundos, anunciada desde la Clase 11 (1/2)</w:t>
+        <w:t>[Slide 12] La regla de los 60 segundos, anunciada desde la Clase 11 (1/2)</w:t>
       </w:r>
       <w:r>
         <w:rPr>
@@ -613,7 +613,7 @@
           <w:color w:val="4A4A49"/>
           <w:sz w:val="22"/>
         </w:rPr>
-        <w:t>[Slide 16] La regla de los 60 segundos, anunciada desde la Clase 11 (2/2)</w:t>
+        <w:t>[Slide 13] La regla de los 60 segundos, anunciada desde la Clase 11 (2/2)</w:t>
       </w:r>
       <w:r>
         <w:rPr>
@@ -631,7 +631,7 @@
           <w:color w:val="4A4A49"/>
           <w:sz w:val="22"/>
         </w:rPr>
-        <w:t>[Slide 17] El Q&amp;A tecnico: tres tipos de pregunta (1/2)</w:t>
+        <w:t>[Slide 14] El Q&amp;A tecnico: tres tipos de pregunta (1/2)</w:t>
       </w:r>
       <w:r>
         <w:rPr>
@@ -688,7 +688,7 @@
           <w:color w:val="4A4A49"/>
           <w:sz w:val="22"/>
         </w:rPr>
-        <w:t>[Slide 18] El Q&amp;A tecnico: tres tipos de pregunta (2/2)</w:t>
+        <w:t>[Slide 15] El Q&amp;A tecnico: tres tipos de pregunta (2/2)</w:t>
       </w:r>
       <w:r>
         <w:rPr>
@@ -706,7 +706,7 @@
           <w:color w:val="4A4A49"/>
           <w:sz w:val="22"/>
         </w:rPr>
-        <w:t>[Slide 19] Evaluar con rubrica: puntos a evidencia observable (1/2)</w:t>
+        <w:t>[Slide 16] Evaluar con rubrica: puntos a evidencia observable (1/2)</w:t>
       </w:r>
       <w:r>
         <w:rPr>
@@ -737,7 +737,7 @@
           <w:color w:val="4A4A49"/>
           <w:sz w:val="22"/>
         </w:rPr>
-        <w:t>[Slide 20] Evaluar con rubrica: puntos a evidencia observable (2/2)</w:t>
+        <w:t>[Slide 17] Evaluar con rubrica: puntos a evidencia observable (2/2)</w:t>
       </w:r>
       <w:r>
         <w:rPr>
@@ -755,7 +755,7 @@
           <w:color w:val="4A4A49"/>
           <w:sz w:val="22"/>
         </w:rPr>
-        <w:t>[Slide 21] El cierre del curso: conectar lo hecho con la practica profesional (1/2)</w:t>
+        <w:t>[Slide 18] El cierre del curso: conectar lo hecho con la practica profesional (1/2)</w:t>
       </w:r>
       <w:r>
         <w:rPr>
@@ -786,7 +786,7 @@
           <w:color w:val="4A4A49"/>
           <w:sz w:val="22"/>
         </w:rPr>
-        <w:t>[Slide 22] El cierre del curso: conectar lo hecho con la practica profesional (2/2)</w:t>
+        <w:t>[Slide 19] El cierre del curso: conectar lo hecho con la practica profesional (2/2)</w:t>
       </w:r>
       <w:r>
         <w:rPr>
@@ -884,45 +884,6 @@
           <w:sz w:val="22"/>
         </w:rPr>
         <w:t>Objetivos de la clase</w:t>
-      </w:r>
-    </w:p>
-    <w:p>
-      <w:pPr>
-        <w:pStyle w:val="ListNumber"/>
-      </w:pPr>
-      <w:r>
-        <w:rPr>
-          <w:b w:val="0"/>
-          <w:color w:val="4A4A49"/>
-          <w:sz w:val="22"/>
-        </w:rPr>
-        <w:t>Cómo se ordena la sesión de hoy</w:t>
-      </w:r>
-    </w:p>
-    <w:p>
-      <w:pPr>
-        <w:pStyle w:val="ListNumber"/>
-      </w:pPr>
-      <w:r>
-        <w:rPr>
-          <w:b w:val="0"/>
-          <w:color w:val="4A4A49"/>
-          <w:sz w:val="22"/>
-        </w:rPr>
-        <w:t>Rúbrica de sustentación (recordatorio)</w:t>
-      </w:r>
-    </w:p>
-    <w:p>
-      <w:pPr>
-        <w:pStyle w:val="ListNumber"/>
-      </w:pPr>
-      <w:r>
-        <w:rPr>
-          <w:b w:val="0"/>
-          <w:color w:val="4A4A49"/>
-          <w:sz w:val="22"/>
-        </w:rPr>
-        <w:t>Checklist final</w:t>
       </w:r>
     </w:p>
     <w:p>
@@ -1143,72 +1104,7 @@
           <w:color w:val="4A4A49"/>
           <w:sz w:val="22"/>
         </w:rPr>
-        <w:t>Herramientas de hoy</w:t>
-      </w:r>
-    </w:p>
-    <w:p>
-      <w:pPr>
-        <w:pStyle w:val="ListNumber"/>
-      </w:pPr>
-      <w:r>
-        <w:rPr>
-          <w:b w:val="0"/>
-          <w:color w:val="4A4A49"/>
-          <w:sz w:val="22"/>
-        </w:rPr>
-        <w:t>Del boceto a la plataforma del curso (diagrama)</w:t>
-      </w:r>
-    </w:p>
-    <w:p>
-      <w:pPr>
-        <w:pStyle w:val="ListNumber"/>
-      </w:pPr>
-      <w:r>
-        <w:rPr>
-          <w:b w:val="0"/>
-          <w:color w:val="4A4A49"/>
-          <w:sz w:val="22"/>
-        </w:rPr>
-        <w:t>PI CloudLite — entregable de hoy</w:t>
-      </w:r>
-    </w:p>
-    <w:p>
-      <w:pPr>
-        <w:pStyle w:val="ListNumber"/>
-      </w:pPr>
-      <w:r>
-        <w:rPr>
-          <w:b w:val="0"/>
-          <w:color w:val="4A4A49"/>
-          <w:sz w:val="22"/>
-        </w:rPr>
-        <w:t>Sustentación (paso a paso)</w:t>
-      </w:r>
-    </w:p>
-    <w:p>
-      <w:pPr>
-        <w:pStyle w:val="ListNumber"/>
-      </w:pPr>
-      <w:r>
-        <w:rPr>
-          <w:b w:val="0"/>
-          <w:color w:val="4A4A49"/>
-          <w:sz w:val="22"/>
-        </w:rPr>
-        <w:t>Para continuar (PI)</w:t>
-      </w:r>
-    </w:p>
-    <w:p>
-      <w:pPr>
-        <w:pStyle w:val="ListNumber"/>
-      </w:pPr>
-      <w:r>
-        <w:rPr>
-          <w:b w:val="0"/>
-          <w:color w:val="4A4A49"/>
-          <w:sz w:val="22"/>
-        </w:rPr>
-        <w:t>Clase 15 · cierre del PI CloudLite</w:t>
+        <w:t>Clase 15 · cierre del curso</w:t>
       </w:r>
     </w:p>
     <w:p>

--- a/Arquitectura de Sistemas Computacionales/Kit docente/Clase 15/Guion Docente Clase 15 - Presentacion del proyecto y cierre.docx
+++ b/Arquitectura de Sistemas Computacionales/Kit docente/Clase 15/Guion Docente Clase 15 - Presentacion del proyecto y cierre.docx
@@ -383,19 +383,6 @@
           <w:color w:val="4A4A49"/>
           <w:sz w:val="22"/>
         </w:rPr>
-        <w:t>Quien solo llega a la primera capa esta leyendo el diagrama en voz alta y no deberia obtener los puntos de sustentacion.</w:t>
-      </w:r>
-    </w:p>
-    <w:p>
-      <w:pPr>
-        <w:pStyle w:val="ListBullet2"/>
-      </w:pPr>
-      <w:r>
-        <w:rPr>
-          <w:b w:val="0"/>
-          <w:color w:val="4A4A49"/>
-          <w:sz w:val="22"/>
-        </w:rPr>
         <w:t>Quien llega a la segunda esta justificando.</w:t>
       </w:r>
     </w:p>
@@ -410,6 +397,19 @@
           <w:sz w:val="22"/>
         </w:rPr>
         <w:t>Quien llega a la tercera esta sustentando como un arquitecto, porque demuestra que conocia el costo de su decision antes de tomarla y aun asi la tomo.</w:t>
+      </w:r>
+    </w:p>
+    <w:p>
+      <w:pPr>
+        <w:pStyle w:val="ListBullet2"/>
+      </w:pPr>
+      <w:r>
+        <w:rPr>
+          <w:b w:val="0"/>
+          <w:color w:val="4A4A49"/>
+          <w:sz w:val="22"/>
+        </w:rPr>
+        <w:t>(Sobre la actividad, no se proyecta) Quien solo llega a la primera capa esta leyendo el diagrama en voz alta y no deberia obtener los puntos de sustentacion.</w:t>
       </w:r>
     </w:p>
     <w:p>
@@ -528,7 +528,7 @@
           <w:color w:val="4A4A49"/>
           <w:sz w:val="22"/>
         </w:rPr>
-        <w:t>La razon es concreta y el docente debe decirla: si el estudiante trae veinte diapositivas, no termina, corre las ultimas, y las ultimas suelen ser justamente las de seguridad, costos y escalabilidad, donde estan los puntos de la rubrica que menos se defienden solos.</w:t>
+        <w:t>(Sobre la actividad, no se proyecta) La razon es concreta y el docente debe decirla: si el estudiante trae veinte diapositivas, no termina, corre las ultimas, y las ultimas suelen ser justamente las de seguridad, costos y escalabilidad, donde estan los puntos de la rubrica que menos se defienden solos.</w:t>
       </w:r>
     </w:p>
     <w:p>
@@ -607,6 +607,19 @@
       </w:r>
     </w:p>
     <w:p>
+      <w:pPr>
+        <w:pStyle w:val="ListBullet2"/>
+      </w:pPr>
+      <w:r>
+        <w:rPr>
+          <w:b w:val="0"/>
+          <w:color w:val="4A4A49"/>
+          <w:sz w:val="22"/>
+        </w:rPr>
+        <w:t>(Sobre la actividad, no se proyecta) En los equipos autorizados el mismo riesgo se multiplica: si solo un integrante puede explicar el despliegue, no hay evidencia de que los demas participaran, y por eso la rubrica exige que todos hablen y descuenta cuando presenta uno solo.</w:t>
+      </w:r>
+    </w:p>
+    <w:p>
       <w:r>
         <w:rPr>
           <w:b/>
@@ -621,7 +634,7 @@
           <w:color w:val="4A4A49"/>
           <w:sz w:val="22"/>
         </w:rPr>
-        <w:t xml:space="preserve"> — 3 vinetas.</w:t>
+        <w:t xml:space="preserve"> — 2 vinetas.</w:t>
       </w:r>
     </w:p>
     <w:p>
@@ -639,7 +652,7 @@
           <w:color w:val="4A4A49"/>
           <w:sz w:val="22"/>
         </w:rPr>
-        <w:t xml:space="preserve"> — 5 vinetas.</w:t>
+        <w:t xml:space="preserve"> — 3 vinetas.</w:t>
       </w:r>
     </w:p>
     <w:p>
@@ -682,6 +695,19 @@
       </w:r>
     </w:p>
     <w:p>
+      <w:pPr>
+        <w:pStyle w:val="ListBullet2"/>
+      </w:pPr>
+      <w:r>
+        <w:rPr>
+          <w:b w:val="0"/>
+          <w:color w:val="4A4A49"/>
+          <w:sz w:val="22"/>
+        </w:rPr>
+        <w:t>(Sobre la actividad, no se proyecta) El Q&amp;A escrito que pide el taller (tres preguntas duras que el propio estudiante se haria, con su respuesta) no reemplaza nada: es la preparacion del Q&amp;A en vivo, y en la practica el estudiante que lo escribio en serio responde mucho mejor cuando la pregunta llega de verdad.</w:t>
+      </w:r>
+    </w:p>
+    <w:p>
       <w:r>
         <w:rPr>
           <w:b/>
@@ -706,56 +732,7 @@
           <w:color w:val="4A4A49"/>
           <w:sz w:val="22"/>
         </w:rPr>
-        <w:t>[Slide 16] Evaluar con rubrica: puntos a evidencia observable (1/2)</w:t>
-      </w:r>
-      <w:r>
-        <w:rPr>
-          <w:b w:val="0"/>
-          <w:color w:val="4A4A49"/>
-          <w:sz w:val="22"/>
-        </w:rPr>
-        <w:t xml:space="preserve"> — 5 vinetas.</w:t>
-      </w:r>
-    </w:p>
-    <w:p>
-      <w:pPr>
-        <w:pStyle w:val="ListBullet2"/>
-      </w:pPr>
-      <w:r>
-        <w:rPr>
-          <w:b w:val="0"/>
-          <w:color w:val="4A4A49"/>
-          <w:sz w:val="22"/>
-        </w:rPr>
-        <w:t>Evaluar con rubrica significa asignar puntos a evidencia observable y no a impresion general, y por eso conviene leer el reparto en voz alta al abrir la clase.</w:t>
-      </w:r>
-    </w:p>
-    <w:p>
-      <w:r>
-        <w:rPr>
-          <w:b/>
-          <w:color w:val="4A4A49"/>
-          <w:sz w:val="22"/>
-        </w:rPr>
-        <w:t>[Slide 17] Evaluar con rubrica: puntos a evidencia observable (2/2)</w:t>
-      </w:r>
-      <w:r>
-        <w:rPr>
-          <w:b w:val="0"/>
-          <w:color w:val="4A4A49"/>
-          <w:sz w:val="22"/>
-        </w:rPr>
-        <w:t xml:space="preserve"> — 2 vinetas.</w:t>
-      </w:r>
-    </w:p>
-    <w:p>
-      <w:r>
-        <w:rPr>
-          <w:b/>
-          <w:color w:val="4A4A49"/>
-          <w:sz w:val="22"/>
-        </w:rPr>
-        <w:t>[Slide 18] El cierre del curso: conectar lo hecho con la practica profesional (1/2)</w:t>
+        <w:t>[Slide 16] El cierre del curso: conectar lo hecho con la practica profesional (1/2)</w:t>
       </w:r>
       <w:r>
         <w:rPr>
@@ -786,7 +763,7 @@
           <w:color w:val="4A4A49"/>
           <w:sz w:val="22"/>
         </w:rPr>
-        <w:t>[Slide 19] El cierre del curso: conectar lo hecho con la practica profesional (2/2)</w:t>
+        <w:t>[Slide 17] El cierre del curso: conectar lo hecho con la practica profesional (2/2)</w:t>
       </w:r>
       <w:r>
         <w:rPr>
@@ -1052,32 +1029,6 @@
           <w:color w:val="4A4A49"/>
           <w:sz w:val="22"/>
         </w:rPr>
-        <w:t>Evaluar con rubrica: puntos a evidencia observable (1/2)</w:t>
-      </w:r>
-    </w:p>
-    <w:p>
-      <w:pPr>
-        <w:pStyle w:val="ListNumber"/>
-      </w:pPr>
-      <w:r>
-        <w:rPr>
-          <w:b w:val="0"/>
-          <w:color w:val="4A4A49"/>
-          <w:sz w:val="22"/>
-        </w:rPr>
-        <w:t>Evaluar con rubrica: puntos a evidencia observable (2/2)</w:t>
-      </w:r>
-    </w:p>
-    <w:p>
-      <w:pPr>
-        <w:pStyle w:val="ListNumber"/>
-      </w:pPr>
-      <w:r>
-        <w:rPr>
-          <w:b w:val="0"/>
-          <w:color w:val="4A4A49"/>
-          <w:sz w:val="22"/>
-        </w:rPr>
         <w:t>El cierre del curso: conectar lo hecho con la practica profesional (1/2)</w:t>
       </w:r>
     </w:p>
@@ -1092,6 +1043,19 @@
           <w:sz w:val="22"/>
         </w:rPr>
         <w:t>El cierre del curso: conectar lo hecho con la practica profesional (2/2)</w:t>
+      </w:r>
+    </w:p>
+    <w:p>
+      <w:pPr>
+        <w:pStyle w:val="ListNumber"/>
+      </w:pPr>
+      <w:r>
+        <w:rPr>
+          <w:b w:val="0"/>
+          <w:color w:val="4A4A49"/>
+          <w:sz w:val="22"/>
+        </w:rPr>
+        <w:t>Del boceto al código Mermaid</w:t>
       </w:r>
     </w:p>
     <w:p>

--- a/Arquitectura de Sistemas Computacionales/Kit docente/Clase 15/Guion Docente Clase 15 - Presentacion del proyecto y cierre.docx
+++ b/Arquitectura de Sistemas Computacionales/Kit docente/Clase 15/Guion Docente Clase 15 - Presentacion del proyecto y cierre.docx
@@ -308,7 +308,7 @@
           <w:color w:val="4A4A49"/>
           <w:sz w:val="22"/>
         </w:rPr>
-        <w:t xml:space="preserve"> — 4 vinetas.</w:t>
+        <w:t xml:space="preserve"> — 5 vinetas.</w:t>
       </w:r>
     </w:p>
     <w:p>
@@ -339,7 +339,7 @@
           <w:color w:val="4A4A49"/>
           <w:sz w:val="22"/>
         </w:rPr>
-        <w:t xml:space="preserve"> — 3 vinetas.</w:t>
+        <w:t xml:space="preserve"> — 4 vinetas.</w:t>
       </w:r>
     </w:p>
     <w:p>
@@ -546,7 +546,7 @@
           <w:color w:val="4A4A49"/>
           <w:sz w:val="22"/>
         </w:rPr>
-        <w:t xml:space="preserve"> — 3 vinetas.</w:t>
+        <w:t xml:space="preserve"> — 5 vinetas.</w:t>
       </w:r>
     </w:p>
     <w:p>

--- a/Arquitectura de Sistemas Computacionales/Kit docente/Clase 15/Guion Docente Clase 15 - Presentacion del proyecto y cierre.docx
+++ b/Arquitectura de Sistemas Computacionales/Kit docente/Clase 15/Guion Docente Clase 15 - Presentacion del proyecto y cierre.docx
@@ -321,7 +321,33 @@
           <w:color w:val="4A4A49"/>
           <w:sz w:val="22"/>
         </w:rPr>
-        <w:t>Conviene fijar el termino con precision: una decision de arquitectura es una eleccion que afecta la estructura del sistema, es costosa de revertir una vez implementada, y tiene al menos una alternativa razonable que se descarto.</w:t>
+        <w:t>«usamos Docker porque el mismo artefacto corre igual en el laboratorio y en produccion» si justifica.</w:t>
+      </w:r>
+    </w:p>
+    <w:p>
+      <w:pPr>
+        <w:pStyle w:val="ListBullet2"/>
+      </w:pPr>
+      <w:r>
+        <w:rPr>
+          <w:b w:val="0"/>
+          <w:color w:val="4A4A49"/>
+          <w:sz w:val="22"/>
+        </w:rPr>
+        <w:t>(No se proyecta) Sustentar no es describir, y esa distincion es el eje de toda la clase.</w:t>
+      </w:r>
+    </w:p>
+    <w:p>
+      <w:pPr>
+        <w:pStyle w:val="ListBullet2"/>
+      </w:pPr>
+      <w:r>
+        <w:rPr>
+          <w:b w:val="0"/>
+          <w:color w:val="4A4A49"/>
+          <w:sz w:val="22"/>
+        </w:rPr>
+        <w:t>(No se proyecta) Conviene fijar el termino con precision: una decision de arquitectura es una eleccion que afecta la estructura del sistema, es costosa de revertir una vez implementada, y tiene al menos una alternativa razonable que se descarto.</w:t>
       </w:r>
     </w:p>
     <w:p>
@@ -349,7 +375,90 @@
           <w:color w:val="4A4A49"/>
           <w:sz w:val="22"/>
         </w:rPr>
-        <w:t>[Slide 7] La prueba de tres capas que se aplica en voz alta</w:t>
+        <w:t>[Slide 7] La prueba de tres capas</w:t>
+      </w:r>
+      <w:r>
+        <w:rPr>
+          <w:b w:val="0"/>
+          <w:color w:val="4A4A49"/>
+          <w:sz w:val="22"/>
+        </w:rPr>
+        <w:t xml:space="preserve"> — 3 vinetas.</w:t>
+      </w:r>
+    </w:p>
+    <w:p>
+      <w:pPr>
+        <w:pStyle w:val="ListBullet2"/>
+      </w:pPr>
+      <w:r>
+        <w:rPr>
+          <w:b w:val="0"/>
+          <w:color w:val="4A4A49"/>
+          <w:sz w:val="22"/>
+        </w:rPr>
+        <w:t>Quien llega a la segunda esta justificando.</w:t>
+      </w:r>
+    </w:p>
+    <w:p>
+      <w:pPr>
+        <w:pStyle w:val="ListBullet2"/>
+      </w:pPr>
+      <w:r>
+        <w:rPr>
+          <w:b w:val="0"/>
+          <w:color w:val="4A4A49"/>
+          <w:sz w:val="22"/>
+        </w:rPr>
+        <w:t>Quien llega a la tercera esta sustentando como un arquitecto, porque demuestra que conocia el costo de su decision antes de tomarla y aun asi la tomo.</w:t>
+      </w:r>
+    </w:p>
+    <w:p>
+      <w:pPr>
+        <w:pStyle w:val="ListBullet2"/>
+      </w:pPr>
+      <w:r>
+        <w:rPr>
+          <w:b w:val="0"/>
+          <w:color w:val="4A4A49"/>
+          <w:sz w:val="22"/>
+        </w:rPr>
+        <w:t>(No se proyecta) Existe una prueba practica de tres capas que el docente puede aplicar en voz alta a cualquier afirmacion del estudiante, y conviene ensenarla antes de que empiecen las presentaciones.</w:t>
+      </w:r>
+    </w:p>
+    <w:p>
+      <w:pPr>
+        <w:pStyle w:val="ListBullet2"/>
+      </w:pPr>
+      <w:r>
+        <w:rPr>
+          <w:b w:val="0"/>
+          <w:color w:val="4A4A49"/>
+          <w:sz w:val="22"/>
+        </w:rPr>
+        <w:t>(No se proyecta) Quien solo llega a la primera capa esta leyendo el diagrama en voz alta y no deberia obtener los puntos de sustentacion.</w:t>
+      </w:r>
+    </w:p>
+    <w:p>
+      <w:pPr>
+        <w:pStyle w:val="ListBullet2"/>
+      </w:pPr>
+      <w:r>
+        <w:rPr>
+          <w:b w:val="0"/>
+          <w:color w:val="4A4A49"/>
+          <w:sz w:val="22"/>
+        </w:rPr>
+        <w:t>(No se proyecta) La instruccion operativa para el docente es simple: ante cada afirmacion, preguntar «a cambio de que», y no aceptar la respuesta «de nada».</w:t>
+      </w:r>
+    </w:p>
+    <w:p>
+      <w:r>
+        <w:rPr>
+          <w:b/>
+          <w:color w:val="4A4A49"/>
+          <w:sz w:val="22"/>
+        </w:rPr>
+        <w:t>[Slide 8] El ADR: el artefacto que sostiene la tercera capa</w:t>
       </w:r>
       <w:r>
         <w:rPr>
@@ -370,76 +479,6 @@
           <w:color w:val="4A4A49"/>
           <w:sz w:val="22"/>
         </w:rPr>
-        <w:t>Existe una prueba practica de tres capas que el docente puede aplicar en voz alta a cualquier afirmacion del estudiante, y conviene ensenarla antes de que empiecen las presentaciones.</w:t>
-      </w:r>
-    </w:p>
-    <w:p>
-      <w:pPr>
-        <w:pStyle w:val="ListBullet2"/>
-      </w:pPr>
-      <w:r>
-        <w:rPr>
-          <w:b w:val="0"/>
-          <w:color w:val="4A4A49"/>
-          <w:sz w:val="22"/>
-        </w:rPr>
-        <w:t>Quien llega a la segunda esta justificando.</w:t>
-      </w:r>
-    </w:p>
-    <w:p>
-      <w:pPr>
-        <w:pStyle w:val="ListBullet2"/>
-      </w:pPr>
-      <w:r>
-        <w:rPr>
-          <w:b w:val="0"/>
-          <w:color w:val="4A4A49"/>
-          <w:sz w:val="22"/>
-        </w:rPr>
-        <w:t>Quien llega a la tercera esta sustentando como un arquitecto, porque demuestra que conocia el costo de su decision antes de tomarla y aun asi la tomo.</w:t>
-      </w:r>
-    </w:p>
-    <w:p>
-      <w:pPr>
-        <w:pStyle w:val="ListBullet2"/>
-      </w:pPr>
-      <w:r>
-        <w:rPr>
-          <w:b w:val="0"/>
-          <w:color w:val="4A4A49"/>
-          <w:sz w:val="22"/>
-        </w:rPr>
-        <w:t>(Sobre la actividad, no se proyecta) Quien solo llega a la primera capa esta leyendo el diagrama en voz alta y no deberia obtener los puntos de sustentacion.</w:t>
-      </w:r>
-    </w:p>
-    <w:p>
-      <w:r>
-        <w:rPr>
-          <w:b/>
-          <w:color w:val="4A4A49"/>
-          <w:sz w:val="22"/>
-        </w:rPr>
-        <w:t>[Slide 8] El ADR: el artefacto que sostiene la tercera capa (1/2)</w:t>
-      </w:r>
-      <w:r>
-        <w:rPr>
-          <w:b w:val="0"/>
-          <w:color w:val="4A4A49"/>
-          <w:sz w:val="22"/>
-        </w:rPr>
-        <w:t xml:space="preserve"> — 6 vinetas.</w:t>
-      </w:r>
-    </w:p>
-    <w:p>
-      <w:pPr>
-        <w:pStyle w:val="ListBullet2"/>
-      </w:pPr>
-      <w:r>
-        <w:rPr>
-          <w:b w:val="0"/>
-          <w:color w:val="4A4A49"/>
-          <w:sz w:val="22"/>
-        </w:rPr>
         <w:t>Estado, «Aceptado» mas la fecha en que se decidio.</w:t>
       </w:r>
     </w:p>
@@ -483,21 +522,42 @@
       </w:r>
     </w:p>
     <w:p>
-      <w:r>
-        <w:rPr>
-          <w:b/>
-          <w:color w:val="4A4A49"/>
-          <w:sz w:val="22"/>
-        </w:rPr>
-        <w:t>[Slide 9] El ADR: el artefacto que sostiene la tercera capa (2/2)</w:t>
-      </w:r>
+      <w:pPr>
+        <w:pStyle w:val="ListBullet2"/>
+      </w:pPr>
       <w:r>
         <w:rPr>
           <w:b w:val="0"/>
           <w:color w:val="4A4A49"/>
           <w:sz w:val="22"/>
         </w:rPr>
-        <w:t xml:space="preserve"> — 3 vinetas.</w:t>
+        <w:t>(No se proyecta) El artefacto que sostiene esa tercera capa es el ADR, o Architecture Decision Record: un documento corto, de una pagina como maximo, que registra UNA sola decision con las seis secciones rotuladas que el curso fijo en la Clase 2 y que no han cambiado desde entonces.</w:t>
+      </w:r>
+    </w:p>
+    <w:p>
+      <w:pPr>
+        <w:pStyle w:val="ListBullet2"/>
+      </w:pPr>
+      <w:r>
+        <w:rPr>
+          <w:b w:val="0"/>
+          <w:color w:val="4A4A49"/>
+          <w:sz w:val="22"/>
+        </w:rPr>
+        <w:t>(No se proyecta) Los estudiantes ya produjeron el ADR-001 en la Clase 2, cuando decidieron el modelo de servicio dominante entre IaaS, PaaS y SaaS; a lo largo del curso debieron acumular tres o cuatro mas: contenedores frente a maquinas virtuales (Clase 3), donde poner la frontera entre servicios (Clase 4), y que se escala y que no (Clase 13).</w:t>
+      </w:r>
+    </w:p>
+    <w:p>
+      <w:pPr>
+        <w:pStyle w:val="ListBullet2"/>
+      </w:pPr>
+      <w:r>
+        <w:rPr>
+          <w:b w:val="0"/>
+          <w:color w:val="4A4A49"/>
+          <w:sz w:val="22"/>
+        </w:rPr>
+        <w:t>(No se proyecta) En la sustentacion el ADR no se lee en voz alta: se cita.</w:t>
       </w:r>
     </w:p>
     <w:p>
@@ -507,7 +567,7 @@
           <w:color w:val="4A4A49"/>
           <w:sz w:val="22"/>
         </w:rPr>
-        <w:t>[Slide 10] El pitch de 5 a 8 minutos: el reparto que funciona (1/2)</w:t>
+        <w:t>[Slide 9] El pitch de 5 a 8 minutos: el reparto que funciona (1/2)</w:t>
       </w:r>
       <w:r>
         <w:rPr>
@@ -528,7 +588,7 @@
           <w:color w:val="4A4A49"/>
           <w:sz w:val="22"/>
         </w:rPr>
-        <w:t>(Sobre la actividad, no se proyecta) La razon es concreta y el docente debe decirla: si el estudiante trae veinte diapositivas, no termina, corre las ultimas, y las ultimas suelen ser justamente las de seguridad, costos y escalabilidad, donde estan los puntos de la rubrica que menos se defienden solos.</w:t>
+        <w:t>(No se proyecta) La razon es concreta y el docente debe decirla: si el estudiante trae veinte diapositivas, no termina, corre las ultimas, y las ultimas suelen ser justamente las de seguridad, costos y escalabilidad, donde estan los puntos de la rubrica que menos se defienden solos.</w:t>
       </w:r>
     </w:p>
     <w:p>
@@ -538,7 +598,7 @@
           <w:color w:val="4A4A49"/>
           <w:sz w:val="22"/>
         </w:rPr>
-        <w:t>[Slide 11] El pitch de 5 a 8 minutos: el reparto que funciona (2/2)</w:t>
+        <w:t>[Slide 10] El pitch de 5 a 8 minutos: el reparto que funciona (2/2)</w:t>
       </w:r>
       <w:r>
         <w:rPr>
@@ -556,77 +616,7 @@
           <w:color w:val="4A4A49"/>
           <w:sz w:val="22"/>
         </w:rPr>
-        <w:t>[Slide 12] La regla de los 60 segundos, anunciada desde la Clase 11 (1/2)</w:t>
-      </w:r>
-      <w:r>
-        <w:rPr>
-          <w:b w:val="0"/>
-          <w:color w:val="4A4A49"/>
-          <w:sz w:val="22"/>
-        </w:rPr>
-        <w:t xml:space="preserve"> — 5 vinetas.</w:t>
-      </w:r>
-    </w:p>
-    <w:p>
-      <w:pPr>
-        <w:pStyle w:val="ListBullet2"/>
-      </w:pPr>
-      <w:r>
-        <w:rPr>
-          <w:b w:val="0"/>
-          <w:color w:val="4A4A49"/>
-          <w:sz w:val="22"/>
-        </w:rPr>
-        <w:t>La respuesta del docente debe ser: en equipo se puede repartir quien HABLA de cada tema, pero no quien ENTIENDE cada tema, porque el Q&amp;A se dirige al azar; y en modo individual no hay reparto posible, de modo que la pregunta pierde sentido y lo que queda es preparar el sistema completo.</w:t>
-      </w:r>
-    </w:p>
-    <w:p>
-      <w:pPr>
-        <w:pStyle w:val="ListBullet2"/>
-      </w:pPr>
-      <w:r>
-        <w:rPr>
-          <w:b w:val="0"/>
-          <w:color w:val="4A4A49"/>
-          <w:sz w:val="22"/>
-        </w:rPr>
-        <w:t>La razon no es castigar.</w:t>
-      </w:r>
-    </w:p>
-    <w:p>
-      <w:pPr>
-        <w:pStyle w:val="ListBullet2"/>
-      </w:pPr>
-      <w:r>
-        <w:rPr>
-          <w:b w:val="0"/>
-          <w:color w:val="4A4A49"/>
-          <w:sz w:val="22"/>
-        </w:rPr>
-        <w:t>Ese ejercicio suele revelar en cinco minutos lo que la nota habria revelado demasiado tarde.</w:t>
-      </w:r>
-    </w:p>
-    <w:p>
-      <w:pPr>
-        <w:pStyle w:val="ListBullet2"/>
-      </w:pPr>
-      <w:r>
-        <w:rPr>
-          <w:b w:val="0"/>
-          <w:color w:val="4A4A49"/>
-          <w:sz w:val="22"/>
-        </w:rPr>
-        <w:t>(Sobre la actividad, no se proyecta) En los equipos autorizados el mismo riesgo se multiplica: si solo un integrante puede explicar el despliegue, no hay evidencia de que los demas participaran, y por eso la rubrica exige que todos hablen y descuenta cuando presenta uno solo.</w:t>
-      </w:r>
-    </w:p>
-    <w:p>
-      <w:r>
-        <w:rPr>
-          <w:b/>
-          <w:color w:val="4A4A49"/>
-          <w:sz w:val="22"/>
-        </w:rPr>
-        <w:t>[Slide 13] La regla de los 60 segundos, anunciada desde la Clase 11 (2/2)</w:t>
+        <w:t>[Slide 11] La regla de los 60 segundos, anunciada desde la Clase 11</w:t>
       </w:r>
       <w:r>
         <w:rPr>
@@ -638,13 +628,117 @@
       </w:r>
     </w:p>
     <w:p>
+      <w:pPr>
+        <w:pStyle w:val="ListBullet2"/>
+      </w:pPr>
+      <w:r>
+        <w:rPr>
+          <w:b w:val="0"/>
+          <w:color w:val="4A4A49"/>
+          <w:sz w:val="22"/>
+        </w:rPr>
+        <w:t>La razon no es castigar.</w:t>
+      </w:r>
+    </w:p>
+    <w:p>
+      <w:pPr>
+        <w:pStyle w:val="ListBullet2"/>
+      </w:pPr>
+      <w:r>
+        <w:rPr>
+          <w:b w:val="0"/>
+          <w:color w:val="4A4A49"/>
+          <w:sz w:val="22"/>
+        </w:rPr>
+        <w:t>Ese ejercicio suele revelar en cinco minutos lo que la nota habria revelado demasiado tarde.</w:t>
+      </w:r>
+    </w:p>
+    <w:p>
+      <w:pPr>
+        <w:pStyle w:val="ListBullet2"/>
+      </w:pPr>
+      <w:r>
+        <w:rPr>
+          <w:b w:val="0"/>
+          <w:color w:val="4A4A49"/>
+          <w:sz w:val="22"/>
+        </w:rPr>
+        <w:t>(No se proyecta) El criterio de calidad que se anuncio desde el checkpoint de la Clase 11 es la regla de los 60 segundos: quien sustenta debe poder explicar CUALQUIER parte del sistema en 60 segundos, sin buscar en el informe.</w:t>
+      </w:r>
+    </w:p>
+    <w:p>
+      <w:pPr>
+        <w:pStyle w:val="ListBullet2"/>
+      </w:pPr>
+      <w:r>
+        <w:rPr>
+          <w:b w:val="0"/>
+          <w:color w:val="4A4A49"/>
+          <w:sz w:val="22"/>
+        </w:rPr>
+        <w:t>(No se proyecta) El trabajo es individual por defecto, asi que en la mayoria de los casos ese "quien" es el propio autor y la regla se comprueba sola; cuando el docente autorizo un equipo de dos o tres, la regla se vuelve exigente y se lee asi: CUALQUIER integrante debe poder explicar CUALQUIER parte.</w:t>
+      </w:r>
+    </w:p>
+    <w:p>
+      <w:pPr>
+        <w:pStyle w:val="ListBullet2"/>
+      </w:pPr>
+      <w:r>
+        <w:rPr>
+          <w:b w:val="0"/>
+          <w:color w:val="4A4A49"/>
+          <w:sz w:val="22"/>
+        </w:rPr>
+        <w:t>(No se proyecta) Esto casi siempre genera la primera pregunta real del estudiante: «podemos repartirnos los temas y que cada uno prepare solo el suyo?».</w:t>
+      </w:r>
+    </w:p>
+    <w:p>
+      <w:pPr>
+        <w:pStyle w:val="ListBullet2"/>
+      </w:pPr>
+      <w:r>
+        <w:rPr>
+          <w:b w:val="0"/>
+          <w:color w:val="4A4A49"/>
+          <w:sz w:val="22"/>
+        </w:rPr>
+        <w:t>(No se proyecta) La respuesta del docente debe ser: en equipo se puede repartir quien HABLA de cada tema, pero no quien ENTIENDE cada tema, porque el Q&amp;A se dirige al azar; y en modo individual no hay reparto posible, de modo que la pregunta pierde sentido y lo que queda es preparar el sistema completo.</w:t>
+      </w:r>
+    </w:p>
+    <w:p>
+      <w:pPr>
+        <w:pStyle w:val="ListBullet2"/>
+      </w:pPr>
+      <w:r>
+        <w:rPr>
+          <w:b w:val="0"/>
+          <w:color w:val="4A4A49"/>
+          <w:sz w:val="22"/>
+        </w:rPr>
+        <w:t>(No se proyecta) El segundo motivo es de evaluacion: si el estudiante no puede explicar su propio diagrama de despliegue, el evaluador no tiene forma de saber si el artefacto es suyo o copiado, y ese es exactamente el vacio que la sustentacion existe para cerrar.</w:t>
+      </w:r>
+    </w:p>
+    <w:p>
+      <w:pPr>
+        <w:pStyle w:val="ListBullet2"/>
+      </w:pPr>
+      <w:r>
+        <w:rPr>
+          <w:b w:val="0"/>
+          <w:color w:val="4A4A49"/>
+          <w:sz w:val="22"/>
+        </w:rPr>
+        <w:t>(No se proyecta) En los equipos autorizados el mismo riesgo se multiplica: si solo un integrante puede explicar el despliegue, no hay evidencia de que los demas participaran, y por eso la rubrica exige que todos hablen y descuenta cuando presenta uno solo.</w:t>
+      </w:r>
+    </w:p>
+    <w:p>
       <w:r>
         <w:rPr>
           <w:b/>
           <w:color w:val="4A4A49"/>
           <w:sz w:val="22"/>
         </w:rPr>
-        <w:t>[Slide 14] El Q&amp;A tecnico: tres tipos de pregunta (1/2)</w:t>
+        <w:t>[Slide 12] El Q&amp;A tecnico: tres tipos de pregunta</w:t>
       </w:r>
       <w:r>
         <w:rPr>
@@ -665,7 +759,7 @@
           <w:color w:val="4A4A49"/>
           <w:sz w:val="22"/>
         </w:rPr>
-        <w:t>El Q&amp;A tecnico tiene tres tipos de pregunta y conviene que el docente los reconozca para dosificarlos.</w:t>
+        <w:t>Improvisar un dato falso, en cambio, se detecta con una sola pregunta de seguimiento y cuesta mucho mas que admitir el limite.</w:t>
       </w:r>
     </w:p>
     <w:p>
@@ -678,7 +772,7 @@
           <w:color w:val="4A4A49"/>
           <w:sz w:val="22"/>
         </w:rPr>
-        <w:t>La respuesta correcta es que decir «no lo medimos» no penaliza si va acompanado de como se mediria: «no medimos el p95 porque no hay trafico real, pero el plan es simular 50 peticiones por segundo y observar la latencia de la API, que es el cuello de botella que sospechamos por lo que vimos en la Clase 12».</w:t>
+        <w:t>(No se proyecta) El Q&amp;A tecnico tiene tres tipos de pregunta y conviene que el docente los reconozca para dosificarlos.</w:t>
       </w:r>
     </w:p>
     <w:p>
@@ -691,7 +785,7 @@
           <w:color w:val="4A4A49"/>
           <w:sz w:val="22"/>
         </w:rPr>
-        <w:t>Improvisar un dato falso, en cambio, se detecta con una sola pregunta de seguimiento y cuesta mucho mas que admitir el limite.</w:t>
+        <w:t>(No se proyecta) La pregunta de verificacion comprueba que el estudiante hizo lo que dice: «muestreme el archivo.yml del workflow» o «en que linea del Dockerfile esta la imagen base y por que eligieron una variante alpine».</w:t>
       </w:r>
     </w:p>
     <w:p>
@@ -704,7 +798,46 @@
           <w:color w:val="4A4A49"/>
           <w:sz w:val="22"/>
         </w:rPr>
-        <w:t>(Sobre la actividad, no se proyecta) El Q&amp;A escrito que pide el taller (tres preguntas duras que el propio estudiante se haria, con su respuesta) no reemplaza nada: es la preparacion del Q&amp;A en vivo, y en la practica el estudiante que lo escribio en serio responde mucho mejor cuando la pregunta llega de verdad.</w:t>
+        <w:t>(No se proyecta) Aqui aparece la segunda pregunta previsible del estudiante: «y si no sabemos la respuesta?».</w:t>
+      </w:r>
+    </w:p>
+    <w:p>
+      <w:pPr>
+        <w:pStyle w:val="ListBullet2"/>
+      </w:pPr>
+      <w:r>
+        <w:rPr>
+          <w:b w:val="0"/>
+          <w:color w:val="4A4A49"/>
+          <w:sz w:val="22"/>
+        </w:rPr>
+        <w:t>(No se proyecta) La respuesta correcta es que decir «no lo medimos» no penaliza si va acompanado de como se mediria: «no medimos el p95 porque no hay trafico real, pero el plan es simular 50 peticiones por segundo y observar la latencia de la API, que es el cuello de botella que sospechamos por lo que vimos en la Clase 12».</w:t>
+      </w:r>
+    </w:p>
+    <w:p>
+      <w:pPr>
+        <w:pStyle w:val="ListBullet2"/>
+      </w:pPr>
+      <w:r>
+        <w:rPr>
+          <w:b w:val="0"/>
+          <w:color w:val="4A4A49"/>
+          <w:sz w:val="22"/>
+        </w:rPr>
+        <w:t>(No se proyecta) Y conviene ser explicito sobre el formato de la sesion, porque es lo que decide como se prepara el estudiante: la Clase 15 se dicta en la ultima sesion del semestre (16 de noviembre) como sustentacion EN VIVO, sincrona, con turnos de unos 6 minutos de pitch y 2 a 4 de preguntas.</w:t>
+      </w:r>
+    </w:p>
+    <w:p>
+      <w:pPr>
+        <w:pStyle w:val="ListBullet2"/>
+      </w:pPr>
+      <w:r>
+        <w:rPr>
+          <w:b w:val="0"/>
+          <w:color w:val="4A4A49"/>
+          <w:sz w:val="22"/>
+        </w:rPr>
+        <w:t>(No se proyecta) El Q&amp;A escrito que pide el taller (tres preguntas duras que el propio estudiante se haria, con su respuesta) no reemplaza nada: es la preparacion del Q&amp;A en vivo, y en la practica el estudiante que lo escribio en serio responde mucho mejor cuando la pregunta llega de verdad.</w:t>
       </w:r>
     </w:p>
     <w:p>
@@ -714,7 +847,7 @@
           <w:color w:val="4A4A49"/>
           <w:sz w:val="22"/>
         </w:rPr>
-        <w:t>[Slide 15] El Q&amp;A tecnico: tres tipos de pregunta (2/2)</w:t>
+        <w:t>[Slide 13] El cierre del curso: conectar lo hecho con la practica profesional (1/2)</w:t>
       </w:r>
       <w:r>
         <w:rPr>
@@ -726,21 +859,16 @@
       </w:r>
     </w:p>
     <w:p>
-      <w:r>
-        <w:rPr>
-          <w:b/>
-          <w:color w:val="4A4A49"/>
-          <w:sz w:val="22"/>
-        </w:rPr>
-        <w:t>[Slide 16] El cierre del curso: conectar lo hecho con la practica profesional (1/2)</w:t>
-      </w:r>
+      <w:pPr>
+        <w:pStyle w:val="ListBullet2"/>
+      </w:pPr>
       <w:r>
         <w:rPr>
           <w:b w:val="0"/>
           <w:color w:val="4A4A49"/>
           <w:sz w:val="22"/>
         </w:rPr>
-        <w:t xml:space="preserve"> — 5 vinetas.</w:t>
+        <w:t>(No se proyecta) El cierre del curso debe conectar lo hecho con la practica profesional, porque de eso depende que el estudiante conserve el material en vez de borrarlo al terminar el semestre.</w:t>
       </w:r>
     </w:p>
     <w:p>
@@ -753,7 +881,20 @@
           <w:color w:val="4A4A49"/>
           <w:sz w:val="22"/>
         </w:rPr>
-        <w:t>Conviene tambien cerrar la duda sobre las herramientas, porque algun estudiante la trae: el curso prohibio la nube de pago por razones pedagogicas y de equidad, no porque draw.io, Killercoda y GitHub Actions sean juguetes.</w:t>
+        <w:t>(No se proyecta) Conviene tambien cerrar la duda sobre las herramientas, porque algun estudiante la trae: el curso prohibio la nube de pago por razones pedagogicas y de equidad, no porque draw.io, Killercoda y GitHub Actions sean juguetes.</w:t>
+      </w:r>
+    </w:p>
+    <w:p>
+      <w:pPr>
+        <w:pStyle w:val="ListBullet2"/>
+      </w:pPr>
+      <w:r>
+        <w:rPr>
+          <w:b w:val="0"/>
+          <w:color w:val="4A4A49"/>
+          <w:sz w:val="22"/>
+        </w:rPr>
+        <w:t>(No se proyecta) El diagrama de contenedores, el Dockerfile y el pipeline que el estudiante escribio son los mismos artefactos que se producen con una cuenta corporativa; lo que no se aprende en un free tier es justamente lo que si se aprendio aqui, que es razonar el trade-off.</w:t>
       </w:r>
     </w:p>
     <w:p>
@@ -763,7 +904,7 @@
           <w:color w:val="4A4A49"/>
           <w:sz w:val="22"/>
         </w:rPr>
-        <w:t>[Slide 17] El cierre del curso: conectar lo hecho con la practica profesional (2/2)</w:t>
+        <w:t>[Slide 14] El cierre del curso: conectar lo hecho con la practica profesional (2/2)</w:t>
       </w:r>
       <w:r>
         <w:rPr>
@@ -771,7 +912,7 @@
           <w:color w:val="4A4A49"/>
           <w:sz w:val="22"/>
         </w:rPr>
-        <w:t xml:space="preserve"> — 4 vinetas.</w:t>
+        <w:t xml:space="preserve"> — 2 vinetas.</w:t>
       </w:r>
     </w:p>
     <w:p>
@@ -912,7 +1053,7 @@
           <w:color w:val="4A4A49"/>
           <w:sz w:val="22"/>
         </w:rPr>
-        <w:t>La prueba de tres capas que se aplica en voz alta</w:t>
+        <w:t>La prueba de tres capas</w:t>
       </w:r>
     </w:p>
     <w:p>
@@ -925,20 +1066,7 @@
           <w:color w:val="4A4A49"/>
           <w:sz w:val="22"/>
         </w:rPr>
-        <w:t>El ADR: el artefacto que sostiene la tercera capa (1/2)</w:t>
-      </w:r>
-    </w:p>
-    <w:p>
-      <w:pPr>
-        <w:pStyle w:val="ListNumber"/>
-      </w:pPr>
-      <w:r>
-        <w:rPr>
-          <w:b w:val="0"/>
-          <w:color w:val="4A4A49"/>
-          <w:sz w:val="22"/>
-        </w:rPr>
-        <w:t>El ADR: el artefacto que sostiene la tercera capa (2/2)</w:t>
+        <w:t>El ADR: el artefacto que sostiene la tercera capa</w:t>
       </w:r>
     </w:p>
     <w:p>
@@ -977,7 +1105,7 @@
           <w:color w:val="4A4A49"/>
           <w:sz w:val="22"/>
         </w:rPr>
-        <w:t>La regla de los 60 segundos, anunciada desde la Clase 11 (1/2)</w:t>
+        <w:t>La regla de los 60 segundos, anunciada desde la Clase 11</w:t>
       </w:r>
     </w:p>
     <w:p>
@@ -990,33 +1118,7 @@
           <w:color w:val="4A4A49"/>
           <w:sz w:val="22"/>
         </w:rPr>
-        <w:t>La regla de los 60 segundos, anunciada desde la Clase 11 (2/2)</w:t>
-      </w:r>
-    </w:p>
-    <w:p>
-      <w:pPr>
-        <w:pStyle w:val="ListNumber"/>
-      </w:pPr>
-      <w:r>
-        <w:rPr>
-          <w:b w:val="0"/>
-          <w:color w:val="4A4A49"/>
-          <w:sz w:val="22"/>
-        </w:rPr>
-        <w:t>El Q&amp;A tecnico: tres tipos de pregunta (1/2)</w:t>
-      </w:r>
-    </w:p>
-    <w:p>
-      <w:pPr>
-        <w:pStyle w:val="ListNumber"/>
-      </w:pPr>
-      <w:r>
-        <w:rPr>
-          <w:b w:val="0"/>
-          <w:color w:val="4A4A49"/>
-          <w:sz w:val="22"/>
-        </w:rPr>
-        <w:t>El Q&amp;A tecnico: tres tipos de pregunta (2/2)</w:t>
+        <w:t>El Q&amp;A tecnico: tres tipos de pregunta</w:t>
       </w:r>
     </w:p>
     <w:p>

--- a/Arquitectura de Sistemas Computacionales/Kit docente/Clase 15/Guion Docente Clase 15 - Presentacion del proyecto y cierre.docx
+++ b/Arquitectura de Sistemas Computacionales/Kit docente/Clase 15/Guion Docente Clase 15 - Presentacion del proyecto y cierre.docx
@@ -300,7 +300,7 @@
           <w:color w:val="4A4A49"/>
           <w:sz w:val="22"/>
         </w:rPr>
-        <w:t>[Slide 5] Sustentar no es describir: el eje de toda la clase (1/2)</w:t>
+        <w:t>[Slide 4] Sustentar no es describir: el eje de toda la clase</w:t>
       </w:r>
       <w:r>
         <w:rPr>
@@ -308,7 +308,150 @@
           <w:color w:val="4A4A49"/>
           <w:sz w:val="22"/>
         </w:rPr>
-        <w:t xml:space="preserve"> — 5 vinetas.</w:t>
+        <w:t xml:space="preserve"> — 4 vinetas.</w:t>
+      </w:r>
+    </w:p>
+    <w:p>
+      <w:pPr>
+        <w:pStyle w:val="ListBullet2"/>
+      </w:pPr>
+      <w:r>
+        <w:rPr>
+          <w:b w:val="0"/>
+          <w:color w:val="4A4A49"/>
+          <w:sz w:val="22"/>
+        </w:rPr>
+        <w:t>DESARROLLO (para explicarlo, no se proyecta):</w:t>
+      </w:r>
+    </w:p>
+    <w:p>
+      <w:pPr>
+        <w:pStyle w:val="ListBullet2"/>
+      </w:pPr>
+      <w:r>
+        <w:rPr>
+          <w:b w:val="0"/>
+          <w:color w:val="4A4A49"/>
+          <w:sz w:val="22"/>
+        </w:rPr>
+        <w:t>Describir un artefacto es decir que contiene: «este es el diagrama de despliegue de CloudLite App, aqui esta el contenedor de la API, aqui la base de datos».</w:t>
+      </w:r>
+    </w:p>
+    <w:p>
+      <w:pPr>
+        <w:pStyle w:val="ListBullet2"/>
+      </w:pPr>
+      <w:r>
+        <w:rPr>
+          <w:b w:val="0"/>
+          <w:color w:val="4A4A49"/>
+          <w:sz w:val="22"/>
+        </w:rPr>
+        <w:t>Sustentar es responder por que quedo asi y no de otra forma, y que se acepto perder al elegirlo.</w:t>
+      </w:r>
+    </w:p>
+    <w:p>
+      <w:pPr>
+        <w:pStyle w:val="ListBullet2"/>
+      </w:pPr>
+      <w:r>
+        <w:rPr>
+          <w:b w:val="0"/>
+          <w:color w:val="4A4A49"/>
+          <w:sz w:val="22"/>
+        </w:rPr>
+        <w:t>Si una eleccion no cumple esas tres condiciones no es arquitectura sino detalle de implementacion: elegir el nombre de una variable no es arquitectura, elegir si el frontend y la API viven en el mismo contenedor si lo es.</w:t>
+      </w:r>
+    </w:p>
+    <w:p>
+      <w:pPr>
+        <w:pStyle w:val="ListBullet2"/>
+      </w:pPr>
+      <w:r>
+        <w:rPr>
+          <w:b w:val="0"/>
+          <w:color w:val="4A4A49"/>
+          <w:sz w:val="22"/>
+        </w:rPr>
+        <w:t>Un trade-off es lo que se sacrifica al tomar esa decision.</w:t>
+      </w:r>
+    </w:p>
+    <w:p>
+      <w:pPr>
+        <w:pStyle w:val="ListBullet2"/>
+      </w:pPr>
+      <w:r>
+        <w:rPr>
+          <w:b w:val="0"/>
+          <w:color w:val="4A4A49"/>
+          <w:sz w:val="22"/>
+        </w:rPr>
+        <w:t>No existe decision de arquitectura sin trade-off, y cuando un estudiante afirma que su opcion es mejor en todo, lo que ocurre en realidad es que todavia no encontro que perdio.</w:t>
+      </w:r>
+    </w:p>
+    <w:p>
+      <w:pPr>
+        <w:pStyle w:val="ListBullet2"/>
+      </w:pPr>
+      <w:r>
+        <w:rPr>
+          <w:b w:val="0"/>
+          <w:color w:val="4A4A49"/>
+          <w:sz w:val="22"/>
+        </w:rPr>
+        <w:t>Toda la sustentacion de hoy se apoya en esta distincion, porque lo que vale no es describir bien sino justificar bien.</w:t>
+      </w:r>
+    </w:p>
+    <w:p>
+      <w:pPr>
+        <w:pStyle w:val="ListBullet2"/>
+      </w:pPr>
+      <w:r>
+        <w:rPr>
+          <w:b w:val="0"/>
+          <w:color w:val="4A4A49"/>
+          <w:sz w:val="22"/>
+        </w:rPr>
+        <w:t>Un ejemplo de las dos formas en CloudLite: describir es «la API corre en un contenedor sobre PaaS»</w:t>
+      </w:r>
+    </w:p>
+    <w:p>
+      <w:pPr>
+        <w:pStyle w:val="ListBullet2"/>
+      </w:pPr>
+      <w:r>
+        <w:rPr>
+          <w:b w:val="0"/>
+          <w:color w:val="4A4A49"/>
+          <w:sz w:val="22"/>
+        </w:rPr>
+        <w:t>Justificar es «la API corre sobre PaaS porque el equipo es de 1 persona y no puede operar parches del sistema operativo; a cambio aceptamos menos control sobre la red».</w:t>
+      </w:r>
+    </w:p>
+    <w:p>
+      <w:pPr>
+        <w:pStyle w:val="ListBullet2"/>
+      </w:pPr>
+      <w:r>
+        <w:rPr>
+          <w:b w:val="0"/>
+          <w:color w:val="4A4A49"/>
+          <w:sz w:val="22"/>
+        </w:rPr>
+        <w:t>Un error comun es responder con la tecnologia en lugar de la razon: «usamos Docker» no justifica nada</w:t>
+      </w:r>
+    </w:p>
+    <w:p>
+      <w:pPr>
+        <w:pStyle w:val="ListBullet2"/>
+      </w:pPr>
+      <w:r>
+        <w:rPr>
+          <w:b w:val="0"/>
+          <w:color w:val="4A4A49"/>
+          <w:sz w:val="22"/>
+        </w:rPr>
+        <w:t>NOTAS:</w:t>
       </w:r>
     </w:p>
     <w:p>
@@ -357,7 +500,7 @@
           <w:color w:val="4A4A49"/>
           <w:sz w:val="22"/>
         </w:rPr>
-        <w:t>[Slide 6] Sustentar no es describir: el eje de toda la clase (2/2)</w:t>
+        <w:t>[Slide 5] La prueba de tres capas</w:t>
       </w:r>
       <w:r>
         <w:rPr>
@@ -369,21 +512,68 @@
       </w:r>
     </w:p>
     <w:p>
-      <w:r>
-        <w:rPr>
-          <w:b/>
-          <w:color w:val="4A4A49"/>
-          <w:sz w:val="22"/>
-        </w:rPr>
-        <w:t>[Slide 7] La prueba de tres capas</w:t>
-      </w:r>
+      <w:pPr>
+        <w:pStyle w:val="ListBullet2"/>
+      </w:pPr>
       <w:r>
         <w:rPr>
           <w:b w:val="0"/>
           <w:color w:val="4A4A49"/>
           <w:sz w:val="22"/>
         </w:rPr>
-        <w:t xml:space="preserve"> — 3 vinetas.</w:t>
+        <w:t>DESARROLLO (para explicarlo, no se proyecta):</w:t>
+      </w:r>
+    </w:p>
+    <w:p>
+      <w:pPr>
+        <w:pStyle w:val="ListBullet2"/>
+      </w:pPr>
+      <w:r>
+        <w:rPr>
+          <w:b w:val="0"/>
+          <w:color w:val="4A4A49"/>
+          <w:sz w:val="22"/>
+        </w:rPr>
+        <w:t>Primera capa, el QUE: «CloudLite corre con un contenedor por servicio».</w:t>
+      </w:r>
+    </w:p>
+    <w:p>
+      <w:pPr>
+        <w:pStyle w:val="ListBullet2"/>
+      </w:pPr>
+      <w:r>
+        <w:rPr>
+          <w:b w:val="0"/>
+          <w:color w:val="4A4A49"/>
+          <w:sz w:val="22"/>
+        </w:rPr>
+        <w:t>Segunda capa, el POR QUE: «porque el proyecto lo sostiene una sola persona sin presupuesto de nube, y un contenedor se levanta igual en el portatil de cualquiera y en Killercoda, sin instalar un hipervisor ni pedir tarjeta de credito».</w:t>
+      </w:r>
+    </w:p>
+    <w:p>
+      <w:pPr>
+        <w:pStyle w:val="ListBullet2"/>
+      </w:pPr>
+      <w:r>
+        <w:rPr>
+          <w:b w:val="0"/>
+          <w:color w:val="4A4A49"/>
+          <w:sz w:val="22"/>
+        </w:rPr>
+        <w:t>Tercera capa, A CAMBIO DE QUE: «a cambio de perder el aislamiento fuerte que da una maquina virtual completa, y de asumir que si el host cae, caen todos los servicios a la vez porque comparten el mismo kernel».</w:t>
+      </w:r>
+    </w:p>
+    <w:p>
+      <w:pPr>
+        <w:pStyle w:val="ListBullet2"/>
+      </w:pPr>
+      <w:r>
+        <w:rPr>
+          <w:b w:val="0"/>
+          <w:color w:val="4A4A49"/>
+          <w:sz w:val="22"/>
+        </w:rPr>
+        <w:t>NOTAS:</w:t>
       </w:r>
     </w:p>
     <w:p>
@@ -458,7 +648,7 @@
           <w:color w:val="4A4A49"/>
           <w:sz w:val="22"/>
         </w:rPr>
-        <w:t>[Slide 8] El ADR: el artefacto que sostiene la tercera capa</w:t>
+        <w:t>[Slide 6] El ADR: el artefacto que sostiene la tercera capa</w:t>
       </w:r>
       <w:r>
         <w:rPr>
@@ -466,7 +656,85 @@
           <w:color w:val="4A4A49"/>
           <w:sz w:val="22"/>
         </w:rPr>
-        <w:t xml:space="preserve"> — 4 vinetas.</w:t>
+        <w:t xml:space="preserve"> — 3 vinetas.</w:t>
+      </w:r>
+    </w:p>
+    <w:p>
+      <w:pPr>
+        <w:pStyle w:val="ListBullet2"/>
+      </w:pPr>
+      <w:r>
+        <w:rPr>
+          <w:b w:val="0"/>
+          <w:color w:val="4A4A49"/>
+          <w:sz w:val="22"/>
+        </w:rPr>
+        <w:t>DESARROLLO (para explicarlo, no se proyecta):</w:t>
+      </w:r>
+    </w:p>
+    <w:p>
+      <w:pPr>
+        <w:pStyle w:val="ListBullet2"/>
+      </w:pPr>
+      <w:r>
+        <w:rPr>
+          <w:b w:val="0"/>
+          <w:color w:val="4A4A49"/>
+          <w:sz w:val="22"/>
+        </w:rPr>
+        <w:t>Titulo, con el numero consecutivo, que es justamente por lo que se cita.</w:t>
+      </w:r>
+    </w:p>
+    <w:p>
+      <w:pPr>
+        <w:pStyle w:val="ListBullet2"/>
+      </w:pPr>
+      <w:r>
+        <w:rPr>
+          <w:b w:val="0"/>
+          <w:color w:val="4A4A49"/>
+          <w:sz w:val="22"/>
+        </w:rPr>
+        <w:t>Contexto, es decir que problema se estaba resolviendo y con que restricciones.</w:t>
+      </w:r>
+    </w:p>
+    <w:p>
+      <w:pPr>
+        <w:pStyle w:val="ListBullet2"/>
+      </w:pPr>
+      <w:r>
+        <w:rPr>
+          <w:b w:val="0"/>
+          <w:color w:val="4A4A49"/>
+          <w:sz w:val="22"/>
+        </w:rPr>
+        <w:t>Y consecuencias, donde se escribe lo bueno, lo malo y lo neutro que se acepta.</w:t>
+      </w:r>
+    </w:p>
+    <w:p>
+      <w:pPr>
+        <w:pStyle w:val="ListBullet2"/>
+      </w:pPr>
+      <w:r>
+        <w:rPr>
+          <w:b w:val="0"/>
+          <w:color w:val="4A4A49"/>
+          <w:sz w:val="22"/>
+        </w:rPr>
+        <w:t>La forma profesional es «esta decision esta registrada en el ADR-002, y el trade-off que aceptamos fue perder portabilidad entre proveedores», con el numero del ADR visible en la diapositiva.</w:t>
+      </w:r>
+    </w:p>
+    <w:p>
+      <w:pPr>
+        <w:pStyle w:val="ListBullet2"/>
+      </w:pPr>
+      <w:r>
+        <w:rPr>
+          <w:b w:val="0"/>
+          <w:color w:val="4A4A49"/>
+          <w:sz w:val="22"/>
+        </w:rPr>
+        <w:t>NOTAS:</w:t>
       </w:r>
     </w:p>
     <w:p>
@@ -567,7 +835,7 @@
           <w:color w:val="4A4A49"/>
           <w:sz w:val="22"/>
         </w:rPr>
-        <w:t>[Slide 9] El pitch de 5 a 8 minutos: el reparto que funciona (1/2)</w:t>
+        <w:t>[Slide 7] El pitch de 5 a 8 minutos: el reparto que funciona</w:t>
       </w:r>
       <w:r>
         <w:rPr>
@@ -576,6 +844,136 @@
           <w:sz w:val="22"/>
         </w:rPr>
         <w:t xml:space="preserve"> — 4 vinetas.</w:t>
+      </w:r>
+    </w:p>
+    <w:p>
+      <w:pPr>
+        <w:pStyle w:val="ListBullet2"/>
+      </w:pPr>
+      <w:r>
+        <w:rPr>
+          <w:b w:val="0"/>
+          <w:color w:val="4A4A49"/>
+          <w:sz w:val="22"/>
+        </w:rPr>
+        <w:t>DESARROLLO (para explicarlo, no se proyecta):</w:t>
+      </w:r>
+    </w:p>
+    <w:p>
+      <w:pPr>
+        <w:pStyle w:val="ListBullet2"/>
+      </w:pPr>
+      <w:r>
+        <w:rPr>
+          <w:b w:val="0"/>
+          <w:color w:val="4A4A49"/>
+          <w:sz w:val="22"/>
+        </w:rPr>
+        <w:t>Un pitch tecnico de 5 a 8 minutos no se improvisa ni se llena de diapositivas.</w:t>
+      </w:r>
+    </w:p>
+    <w:p>
+      <w:pPr>
+        <w:pStyle w:val="ListBullet2"/>
+      </w:pPr>
+      <w:r>
+        <w:rPr>
+          <w:b w:val="0"/>
+          <w:color w:val="4A4A49"/>
+          <w:sz w:val="22"/>
+        </w:rPr>
+        <w:t>El reparto que funciona, y que es convencion de industria y no regla dura, es el siguiente: 45 a 60 segundos para el problema y el dominio, es decir que hace CloudLite y para quien, sin nombrar una sola tecnologia todavia</w:t>
+      </w:r>
+    </w:p>
+    <w:p>
+      <w:pPr>
+        <w:pStyle w:val="ListBullet2"/>
+      </w:pPr>
+      <w:r>
+        <w:rPr>
+          <w:b w:val="0"/>
+          <w:color w:val="4A4A49"/>
+          <w:sz w:val="22"/>
+        </w:rPr>
+        <w:t>90 segundos para la arquitectura, apoyandose en el diagrama de contexto y el de contenedores</w:t>
+      </w:r>
+    </w:p>
+    <w:p>
+      <w:pPr>
+        <w:pStyle w:val="ListBullet2"/>
+      </w:pPr>
+      <w:r>
+        <w:rPr>
+          <w:b w:val="0"/>
+          <w:color w:val="4A4A49"/>
+          <w:sz w:val="22"/>
+        </w:rPr>
+        <w:t>90 segundos para la decision principal con su trade-off, citando el ADR; 60 a 90 segundos para la evidencia ejecutable, o sea la captura de la sesion del laboratorio con el contenedor corriendo y el workflow de GitHub Actions en verde</w:t>
+      </w:r>
+    </w:p>
+    <w:p>
+      <w:pPr>
+        <w:pStyle w:val="ListBullet2"/>
+      </w:pPr>
+      <w:r>
+        <w:rPr>
+          <w:b w:val="0"/>
+          <w:color w:val="4A4A49"/>
+          <w:sz w:val="22"/>
+        </w:rPr>
+        <w:t>45 segundos para el punto debil declarado, lo que no escala o lo que no se midio; y 30 segundos de cierre.</w:t>
+      </w:r>
+    </w:p>
+    <w:p>
+      <w:pPr>
+        <w:pStyle w:val="ListBullet2"/>
+      </w:pPr>
+      <w:r>
+        <w:rPr>
+          <w:b w:val="0"/>
+          <w:color w:val="4A4A49"/>
+          <w:sz w:val="22"/>
+        </w:rPr>
+        <w:t>La suma queda entre 6 y 7 minutos, con margen para tropiezos.</w:t>
+      </w:r>
+    </w:p>
+    <w:p>
+      <w:pPr>
+        <w:pStyle w:val="ListBullet2"/>
+      </w:pPr>
+      <w:r>
+        <w:rPr>
+          <w:b w:val="0"/>
+          <w:color w:val="4A4A49"/>
+          <w:sz w:val="22"/>
+        </w:rPr>
+        <w:t>La regla practica de diapositivas es una idea por diapositiva y un maximo de ocho diapositivas para ocho minutos.</w:t>
+      </w:r>
+    </w:p>
+    <w:p>
+      <w:pPr>
+        <w:pStyle w:val="ListBullet2"/>
+      </w:pPr>
+      <w:r>
+        <w:rPr>
+          <w:b w:val="0"/>
+          <w:color w:val="4A4A49"/>
+          <w:sz w:val="22"/>
+        </w:rPr>
+        <w:t>Un error comun es gastar la mitad del tiempo en el dominio: el problema se cuenta en 1 minuto, y el resto es arquitectura y decisiones.</w:t>
+      </w:r>
+    </w:p>
+    <w:p>
+      <w:pPr>
+        <w:pStyle w:val="ListBullet2"/>
+      </w:pPr>
+      <w:r>
+        <w:rPr>
+          <w:b w:val="0"/>
+          <w:color w:val="4A4A49"/>
+          <w:sz w:val="22"/>
+        </w:rPr>
+        <w:t>Otro es leer las diapositivas: la diapositiva muestra el diagrama y la persona explica la decision; si el texto proyectado y lo dicho son iguales, sobra uno de los dos.</w:t>
       </w:r>
     </w:p>
     <w:p>
@@ -598,25 +996,7 @@
           <w:color w:val="4A4A49"/>
           <w:sz w:val="22"/>
         </w:rPr>
-        <w:t>[Slide 10] El pitch de 5 a 8 minutos: el reparto que funciona (2/2)</w:t>
-      </w:r>
-      <w:r>
-        <w:rPr>
-          <w:b w:val="0"/>
-          <w:color w:val="4A4A49"/>
-          <w:sz w:val="22"/>
-        </w:rPr>
-        <w:t xml:space="preserve"> — 5 vinetas.</w:t>
-      </w:r>
-    </w:p>
-    <w:p>
-      <w:r>
-        <w:rPr>
-          <w:b/>
-          <w:color w:val="4A4A49"/>
-          <w:sz w:val="22"/>
-        </w:rPr>
-        <w:t>[Slide 11] La regla de los 60 segundos, anunciada desde la Clase 11</w:t>
+        <w:t>[Slide 8] La regla de los 60 segundos, anunciada desde la Clase 11</w:t>
       </w:r>
       <w:r>
         <w:rPr>
@@ -625,6 +1005,58 @@
           <w:sz w:val="22"/>
         </w:rPr>
         <w:t xml:space="preserve"> — 2 vinetas.</w:t>
+      </w:r>
+    </w:p>
+    <w:p>
+      <w:pPr>
+        <w:pStyle w:val="ListBullet2"/>
+      </w:pPr>
+      <w:r>
+        <w:rPr>
+          <w:b w:val="0"/>
+          <w:color w:val="4A4A49"/>
+          <w:sz w:val="22"/>
+        </w:rPr>
+        <w:t>DESARROLLO (para explicarlo, no se proyecta):</w:t>
+      </w:r>
+    </w:p>
+    <w:p>
+      <w:pPr>
+        <w:pStyle w:val="ListBullet2"/>
+      </w:pPr>
+      <w:r>
+        <w:rPr>
+          <w:b w:val="0"/>
+          <w:color w:val="4A4A49"/>
+          <w:sz w:val="22"/>
+        </w:rPr>
+        <w:t>En un equipo profesional, cuando el sistema falla a las once de la noche, contesta quien esta disponible, no el autor del diagrama; un sistema que solo una persona entiende es un riesgo operativo con nombre propio.</w:t>
+      </w:r>
+    </w:p>
+    <w:p>
+      <w:pPr>
+        <w:pStyle w:val="ListBullet2"/>
+      </w:pPr>
+      <w:r>
+        <w:rPr>
+          <w:b w:val="0"/>
+          <w:color w:val="4A4A49"/>
+          <w:sz w:val="22"/>
+        </w:rPr>
+        <w:t>La practica concreta que se recomienda antes de presentar es un ensayo cruzado con otro estudiante: cada uno explica en 60 segundos una parte del sistema del otro y devuelve los huecos que encontro (en equipo, cada integrante explica una parte que NO le toco preparar).</w:t>
+      </w:r>
+    </w:p>
+    <w:p>
+      <w:pPr>
+        <w:pStyle w:val="ListBullet2"/>
+      </w:pPr>
+      <w:r>
+        <w:rPr>
+          <w:b w:val="0"/>
+          <w:color w:val="4A4A49"/>
+          <w:sz w:val="22"/>
+        </w:rPr>
+        <w:t>NOTAS:</w:t>
       </w:r>
     </w:p>
     <w:p>
@@ -738,7 +1170,7 @@
           <w:color w:val="4A4A49"/>
           <w:sz w:val="22"/>
         </w:rPr>
-        <w:t>[Slide 12] El Q&amp;A tecnico: tres tipos de pregunta</w:t>
+        <w:t>[Slide 9] El Q&amp;A tecnico: tres tipos de pregunta</w:t>
       </w:r>
       <w:r>
         <w:rPr>
@@ -746,7 +1178,72 @@
           <w:color w:val="4A4A49"/>
           <w:sz w:val="22"/>
         </w:rPr>
-        <w:t xml:space="preserve"> — 3 vinetas.</w:t>
+        <w:t xml:space="preserve"> — 4 vinetas.</w:t>
+      </w:r>
+    </w:p>
+    <w:p>
+      <w:pPr>
+        <w:pStyle w:val="ListBullet2"/>
+      </w:pPr>
+      <w:r>
+        <w:rPr>
+          <w:b w:val="0"/>
+          <w:color w:val="4A4A49"/>
+          <w:sz w:val="22"/>
+        </w:rPr>
+        <w:t>DESARROLLO (para explicarlo, no se proyecta):</w:t>
+      </w:r>
+    </w:p>
+    <w:p>
+      <w:pPr>
+        <w:pStyle w:val="ListBullet2"/>
+      </w:pPr>
+      <w:r>
+        <w:rPr>
+          <w:b w:val="0"/>
+          <w:color w:val="4A4A49"/>
+          <w:sz w:val="22"/>
+        </w:rPr>
+        <w:t>La pregunta de profundizacion empuja un nivel mas alla de lo presentado: «por que la base de datos no esta en el mismo contenedor que la API».</w:t>
+      </w:r>
+    </w:p>
+    <w:p>
+      <w:pPr>
+        <w:pStyle w:val="ListBullet2"/>
+      </w:pPr>
+      <w:r>
+        <w:rPr>
+          <w:b w:val="0"/>
+          <w:color w:val="4A4A49"/>
+          <w:sz w:val="22"/>
+        </w:rPr>
+        <w:t>La pregunta hipotetica, o what-if, evalua si el diseno se entiende como sistema y no como dibujo: «si el trafico se multiplica por diez el lunes, que pieza de CloudLite se rompe primero y como se darian cuenta».</w:t>
+      </w:r>
+    </w:p>
+    <w:p>
+      <w:pPr>
+        <w:pStyle w:val="ListBullet2"/>
+      </w:pPr>
+      <w:r>
+        <w:rPr>
+          <w:b w:val="0"/>
+          <w:color w:val="4A4A49"/>
+          <w:sz w:val="22"/>
+        </w:rPr>
+        <w:t>No es clase autonoma y la defensa no se reemplaza por un video grabado, porque el Q&amp;A dirigido al azar es justamente el instrumento que verifica autoria y no tiene sustituto asincronico.</w:t>
+      </w:r>
+    </w:p>
+    <w:p>
+      <w:pPr>
+        <w:pStyle w:val="ListBullet2"/>
+      </w:pPr>
+      <w:r>
+        <w:rPr>
+          <w:b w:val="0"/>
+          <w:color w:val="4A4A49"/>
+          <w:sz w:val="22"/>
+        </w:rPr>
+        <w:t>NOTAS:</w:t>
       </w:r>
     </w:p>
     <w:p>
@@ -847,7 +1344,7 @@
           <w:color w:val="4A4A49"/>
           <w:sz w:val="22"/>
         </w:rPr>
-        <w:t>[Slide 13] El cierre del curso: conectar lo hecho con la practica profesional (1/2)</w:t>
+        <w:t>[Slide 10] El cierre del curso: conectar lo hecho con la practica profesional</w:t>
       </w:r>
       <w:r>
         <w:rPr>
@@ -855,7 +1352,98 @@
           <w:color w:val="4A4A49"/>
           <w:sz w:val="22"/>
         </w:rPr>
-        <w:t xml:space="preserve"> — 4 vinetas.</w:t>
+        <w:t xml:space="preserve"> — 3 vinetas.</w:t>
+      </w:r>
+    </w:p>
+    <w:p>
+      <w:pPr>
+        <w:pStyle w:val="ListBullet2"/>
+      </w:pPr>
+      <w:r>
+        <w:rPr>
+          <w:b w:val="0"/>
+          <w:color w:val="4A4A49"/>
+          <w:sz w:val="22"/>
+        </w:rPr>
+        <w:t>DESARROLLO (para explicarlo, no se proyecta):</w:t>
+      </w:r>
+    </w:p>
+    <w:p>
+      <w:pPr>
+        <w:pStyle w:val="ListBullet2"/>
+      </w:pPr>
+      <w:r>
+        <w:rPr>
+          <w:b w:val="0"/>
+          <w:color w:val="4A4A49"/>
+          <w:sz w:val="22"/>
+        </w:rPr>
+        <w:t>En la industria, esta sustentacion tiene nombre propio: design review, o architecture review.</w:t>
+      </w:r>
+    </w:p>
+    <w:p>
+      <w:pPr>
+        <w:pStyle w:val="ListBullet2"/>
+      </w:pPr>
+      <w:r>
+        <w:rPr>
+          <w:b w:val="0"/>
+          <w:color w:val="4A4A49"/>
+          <w:sz w:val="22"/>
+        </w:rPr>
+        <w:t>Un equipo presenta una propuesta a pares y a arquitectos mas experimentados cuyo trabajo explicito es buscarle el punto debil antes de que ese punto debil cueste dinero</w:t>
+      </w:r>
+    </w:p>
+    <w:p>
+      <w:pPr>
+        <w:pStyle w:val="ListBullet2"/>
+      </w:pPr>
+      <w:r>
+        <w:rPr>
+          <w:b w:val="0"/>
+          <w:color w:val="4A4A49"/>
+          <w:sz w:val="22"/>
+        </w:rPr>
+        <w:t>Y lo que se pregunta ahi es exactamente lo mismo que hoy, es decir que decidieron, que descartaron, que aceptaron perder, y como sabran si se equivocaron.</w:t>
+      </w:r>
+    </w:p>
+    <w:p>
+      <w:pPr>
+        <w:pStyle w:val="ListBullet2"/>
+      </w:pPr>
+      <w:r>
+        <w:rPr>
+          <w:b w:val="0"/>
+          <w:color w:val="4A4A49"/>
+          <w:sz w:val="22"/>
+        </w:rPr>
+        <w:t>El ADR es un formato real, usado en equipos reales, no un invento academico del curso.</w:t>
+      </w:r>
+    </w:p>
+    <w:p>
+      <w:pPr>
+        <w:pStyle w:val="ListBullet2"/>
+      </w:pPr>
+      <w:r>
+        <w:rPr>
+          <w:b w:val="0"/>
+          <w:color w:val="4A4A49"/>
+          <w:sz w:val="22"/>
+        </w:rPr>
+        <w:t>La frase de cierre util es que arquitectura no es una lista de logos de proveedores, sino un conjunto de decisiones documentadas con sus consecuencias.</w:t>
+      </w:r>
+    </w:p>
+    <w:p>
+      <w:pPr>
+        <w:pStyle w:val="ListBullet2"/>
+      </w:pPr>
+      <w:r>
+        <w:rPr>
+          <w:b w:val="0"/>
+          <w:color w:val="4A4A49"/>
+          <w:sz w:val="22"/>
+        </w:rPr>
+        <w:t>Y el pedido final debe ser concreto y verificable: conserven el repositorio con el informe, los diagramas y el workflow como portafolio, porque eso es lo que se muestra en una primera entrevista tecnica cuando piden un ejemplo de trabajo propio.</w:t>
       </w:r>
     </w:p>
     <w:p>
@@ -904,7 +1492,7 @@
           <w:color w:val="4A4A49"/>
           <w:sz w:val="22"/>
         </w:rPr>
-        <w:t>[Slide 14] El cierre del curso: conectar lo hecho con la practica profesional (2/2)</w:t>
+        <w:t>[Slide 11] Cierre del curso</w:t>
       </w:r>
       <w:r>
         <w:rPr>
@@ -912,7 +1500,7 @@
           <w:color w:val="4A4A49"/>
           <w:sz w:val="22"/>
         </w:rPr>
-        <w:t xml:space="preserve"> — 2 vinetas.</w:t>
+        <w:t xml:space="preserve"> — 5 vinetas.</w:t>
       </w:r>
     </w:p>
     <w:p>
@@ -1014,33 +1602,7 @@
           <w:color w:val="4A4A49"/>
           <w:sz w:val="22"/>
         </w:rPr>
-        <w:t>Cierre del curso</w:t>
-      </w:r>
-    </w:p>
-    <w:p>
-      <w:pPr>
-        <w:pStyle w:val="ListNumber"/>
-      </w:pPr>
-      <w:r>
-        <w:rPr>
-          <w:b w:val="0"/>
-          <w:color w:val="4A4A49"/>
-          <w:sz w:val="22"/>
-        </w:rPr>
-        <w:t>Sustentar no es describir: el eje de toda la clase (1/2)</w:t>
-      </w:r>
-    </w:p>
-    <w:p>
-      <w:pPr>
-        <w:pStyle w:val="ListNumber"/>
-      </w:pPr>
-      <w:r>
-        <w:rPr>
-          <w:b w:val="0"/>
-          <w:color w:val="4A4A49"/>
-          <w:sz w:val="22"/>
-        </w:rPr>
-        <w:t>Sustentar no es describir: el eje de toda la clase (2/2)</w:t>
+        <w:t>Sustentar no es describir: el eje de toda la clase</w:t>
       </w:r>
     </w:p>
     <w:p>
@@ -1079,20 +1641,7 @@
           <w:color w:val="4A4A49"/>
           <w:sz w:val="22"/>
         </w:rPr>
-        <w:t>El pitch de 5 a 8 minutos: el reparto que funciona (1/2)</w:t>
-      </w:r>
-    </w:p>
-    <w:p>
-      <w:pPr>
-        <w:pStyle w:val="ListNumber"/>
-      </w:pPr>
-      <w:r>
-        <w:rPr>
-          <w:b w:val="0"/>
-          <w:color w:val="4A4A49"/>
-          <w:sz w:val="22"/>
-        </w:rPr>
-        <w:t>El pitch de 5 a 8 minutos: el reparto que funciona (2/2)</w:t>
+        <w:t>El pitch de 5 a 8 minutos: el reparto que funciona</w:t>
       </w:r>
     </w:p>
     <w:p>
@@ -1131,7 +1680,7 @@
           <w:color w:val="4A4A49"/>
           <w:sz w:val="22"/>
         </w:rPr>
-        <w:t>El cierre del curso: conectar lo hecho con la practica profesional (1/2)</w:t>
+        <w:t>El cierre del curso: conectar lo hecho con la practica profesional</w:t>
       </w:r>
     </w:p>
     <w:p>
@@ -1144,7 +1693,7 @@
           <w:color w:val="4A4A49"/>
           <w:sz w:val="22"/>
         </w:rPr>
-        <w:t>El cierre del curso: conectar lo hecho con la practica profesional (2/2)</w:t>
+        <w:t>Cierre del curso</w:t>
       </w:r>
     </w:p>
     <w:p>

--- a/Arquitectura de Sistemas Computacionales/Kit docente/Clase 15/Guion Docente Clase 15 - Presentacion del proyecto y cierre.docx
+++ b/Arquitectura de Sistemas Computacionales/Kit docente/Clase 15/Guion Docente Clase 15 - Presentacion del proyecto y cierre.docx
@@ -1269,7 +1269,7 @@
           <w:color w:val="4A4A49"/>
           <w:sz w:val="22"/>
         </w:rPr>
-        <w:t>(No se proyecta) El Q&amp;A tecnico tiene tres tipos de pregunta y conviene que el docente los reconozca para dosificarlos.</w:t>
+        <w:t>(No se proyecta) El Q&amp;A tecnico tiene tres tipos de pregunta y conviene que el docente los reconozca para repartirlos bien.</w:t>
       </w:r>
     </w:p>
     <w:p>
@@ -2878,7 +2878,7 @@
           <w:color w:val="4A4A49"/>
           <w:sz w:val="18"/>
         </w:rPr>
-        <w:t>1) Abre Navegador · editores de texto y de diagramas del curso y repite la demo de este guion.  2) Captura solo la ventana útil, no el escritorio completo.  3) Recorta a ~1200 px de ancho.  4) Guárdala como Kit docente/Clase 15/Capturas/demo-clase15.png.  5) Vuelve a generar el guion y la imagen queda embebida aquí sola. Detalle en Capturas/README.txt.</w:t>
+        <w:t>1) Abre Navegador · editores de texto y de diagramas del curso y repite la demo de este guion.  2) Captura solo la ventana útil, no el escritorio completo.  3) Recorta a ~1200 px de ancho.  4) Guárdala como Kit docente/Clase 15/Capturas/demo-clase15.png.  5) Vuelve a generar el guion y la imagen queda insertada aquí sola. Detalle en Capturas/README.txt.</w:t>
       </w:r>
     </w:p>
     <w:p>
